--- a/Cahier de Charge.docx
+++ b/Cahier de Charge.docx
@@ -273,23 +273,7 @@
         </w:numPr>
       </w:pPr>
       <w:r>
-        <w:t>D’</w:t>
-      </w:r>
-      <w:proofErr w:type="spellStart"/>
-      <w:r>
-        <w:t>acceder</w:t>
-      </w:r>
-      <w:proofErr w:type="spellEnd"/>
-      <w:r>
-        <w:t xml:space="preserve"> aux </w:t>
-      </w:r>
-      <w:proofErr w:type="spellStart"/>
-      <w:r>
-        <w:t>emploies</w:t>
-      </w:r>
-      <w:proofErr w:type="spellEnd"/>
-      <w:r>
-        <w:t xml:space="preserve"> du temps </w:t>
+        <w:t xml:space="preserve">D’acceder aux emploies du temps </w:t>
       </w:r>
     </w:p>
     <w:p>
@@ -455,15 +439,7 @@
         <w:ind w:left="1428"/>
       </w:pPr>
       <w:r>
-        <w:t>Voir l’</w:t>
-      </w:r>
-      <w:proofErr w:type="spellStart"/>
-      <w:r>
-        <w:t>emploie</w:t>
-      </w:r>
-      <w:proofErr w:type="spellEnd"/>
-      <w:r>
-        <w:t xml:space="preserve"> du temps</w:t>
+        <w:t>Voir l’emploie du temps</w:t>
       </w:r>
     </w:p>
     <w:p>
@@ -495,15 +471,7 @@
         <w:ind w:left="1428"/>
       </w:pPr>
       <w:r>
-        <w:t xml:space="preserve">Utiliser un </w:t>
-      </w:r>
-      <w:proofErr w:type="spellStart"/>
-      <w:r>
-        <w:t>chatbot</w:t>
-      </w:r>
-      <w:proofErr w:type="spellEnd"/>
-      <w:r>
-        <w:t xml:space="preserve"> pour faciliter l’envoi des réclamations</w:t>
+        <w:t>Utiliser un chatbot pour faciliter l’envoi des réclamations</w:t>
       </w:r>
     </w:p>
     <w:p>
@@ -726,15 +694,7 @@
         <w:ind w:left="1080"/>
       </w:pPr>
       <w:r>
-        <w:t xml:space="preserve">Authentification sécurisée (sessions </w:t>
-      </w:r>
-      <w:proofErr w:type="spellStart"/>
-      <w:r>
-        <w:t>Laravel</w:t>
-      </w:r>
-      <w:proofErr w:type="spellEnd"/>
-      <w:r>
-        <w:t>)</w:t>
+        <w:t>Authentification sécurisée (sessions Laravel)</w:t>
       </w:r>
     </w:p>
     <w:p>
@@ -798,13 +758,8 @@
         <w:ind w:left="1080"/>
       </w:pPr>
       <w:r>
-        <w:t xml:space="preserve">Réponse immédiate du </w:t>
-      </w:r>
-      <w:proofErr w:type="spellStart"/>
-      <w:r>
-        <w:t>chatbot</w:t>
-      </w:r>
-      <w:proofErr w:type="spellEnd"/>
+        <w:t>Réponse immédiate du chatbot</w:t>
+      </w:r>
     </w:p>
     <w:p>
       <w:pPr>
@@ -931,15 +886,7 @@
         <w:ind w:left="1080"/>
       </w:pPr>
       <w:r>
-        <w:t>Code structuré avec MVC (</w:t>
-      </w:r>
-      <w:proofErr w:type="spellStart"/>
-      <w:r>
-        <w:t>Laravel</w:t>
-      </w:r>
-      <w:proofErr w:type="spellEnd"/>
-      <w:r>
-        <w:t>)</w:t>
+        <w:t>Code structuré avec MVC (Laravel)</w:t>
       </w:r>
     </w:p>
     <w:p>
@@ -1113,13 +1060,8 @@
         <w:t>4</w:t>
       </w:r>
       <w:r>
-        <w:t xml:space="preserve"> : Réclamations + </w:t>
-      </w:r>
-      <w:proofErr w:type="spellStart"/>
-      <w:r>
-        <w:t>chatbot</w:t>
-      </w:r>
-      <w:proofErr w:type="spellEnd"/>
+        <w:t xml:space="preserve"> : Réclamations + chatbot</w:t>
+      </w:r>
     </w:p>
     <w:p>
       <w:pPr>
@@ -1241,13 +1183,8 @@
           </w:tcPr>
           <w:p>
             <w:r>
-              <w:t xml:space="preserve">Framework </w:t>
+              <w:t>Framework Back-end</w:t>
             </w:r>
-            <w:proofErr w:type="spellStart"/>
-            <w:r>
-              <w:t>Back-end</w:t>
-            </w:r>
-            <w:proofErr w:type="spellEnd"/>
           </w:p>
         </w:tc>
         <w:tc>
@@ -1257,13 +1194,8 @@
             <w:hideMark/>
           </w:tcPr>
           <w:p>
-            <w:proofErr w:type="spellStart"/>
             <w:r>
-              <w:t>Laravel</w:t>
-            </w:r>
-            <w:proofErr w:type="spellEnd"/>
-            <w:r>
-              <w:t xml:space="preserve"> (PHP)</w:t>
+              <w:t>Laravel (PHP)</w:t>
             </w:r>
           </w:p>
         </w:tc>
@@ -1322,11 +1254,9 @@
             <w:hideMark/>
           </w:tcPr>
           <w:p>
-            <w:proofErr w:type="gramStart"/>
             <w:r>
               <w:t>phpMyAdmin</w:t>
             </w:r>
-            <w:proofErr w:type="gramEnd"/>
           </w:p>
         </w:tc>
       </w:tr>
@@ -1354,11 +1284,9 @@
             <w:hideMark/>
           </w:tcPr>
           <w:p>
-            <w:proofErr w:type="spellStart"/>
             <w:r>
               <w:t>Laragon</w:t>
             </w:r>
-            <w:proofErr w:type="spellEnd"/>
           </w:p>
         </w:tc>
       </w:tr>
@@ -1404,11 +1332,9 @@
             <w:hideMark/>
           </w:tcPr>
           <w:p>
-            <w:proofErr w:type="spellStart"/>
             <w:r>
               <w:t>Front-end</w:t>
             </w:r>
-            <w:proofErr w:type="spellEnd"/>
           </w:p>
         </w:tc>
         <w:tc>
@@ -1422,13 +1348,8 @@
               <w:t>Blade + HTML/CSS + Bootstrap</w:t>
             </w:r>
             <w:r>
-              <w:t xml:space="preserve"> + </w:t>
+              <w:t xml:space="preserve"> + Js</w:t>
             </w:r>
-            <w:proofErr w:type="spellStart"/>
-            <w:r>
-              <w:t>Js</w:t>
-            </w:r>
-            <w:proofErr w:type="spellEnd"/>
           </w:p>
         </w:tc>
       </w:tr>
@@ -1457,13 +1378,8 @@
           </w:tcPr>
           <w:p>
             <w:r>
-              <w:t xml:space="preserve">MVC </w:t>
+              <w:t>MVC Laravel</w:t>
             </w:r>
-            <w:proofErr w:type="spellStart"/>
-            <w:r>
-              <w:t>Laravel</w:t>
-            </w:r>
-            <w:proofErr w:type="spellEnd"/>
           </w:p>
         </w:tc>
       </w:tr>
@@ -1940,15 +1856,8 @@
             <w:hideMark/>
           </w:tcPr>
           <w:p>
-            <w:proofErr w:type="spellStart"/>
-            <w:proofErr w:type="gramStart"/>
             <w:r>
-              <w:t>chatbot</w:t>
-            </w:r>
-            <w:proofErr w:type="spellEnd"/>
-            <w:proofErr w:type="gramEnd"/>
-            <w:r>
-              <w:t xml:space="preserve"> </w:t>
+              <w:t xml:space="preserve">chatbot </w:t>
             </w:r>
           </w:p>
         </w:tc>
@@ -2071,27 +1980,23 @@
       <w:r>
         <w:t xml:space="preserve"> </w:t>
       </w:r>
-      <w:proofErr w:type="gramStart"/>
       <w:r>
         <w:t>n</w:t>
       </w:r>
       <w:r>
         <w:t>otifications étudiant</w:t>
       </w:r>
-      <w:proofErr w:type="gramEnd"/>
     </w:p>
     <w:p>
       <w:r>
         <w:t xml:space="preserve">Semaine 7 : </w:t>
       </w:r>
-      <w:proofErr w:type="spellStart"/>
       <w:r>
         <w:t>C</w:t>
       </w:r>
       <w:r>
         <w:t>hatbot</w:t>
       </w:r>
-      <w:proofErr w:type="spellEnd"/>
     </w:p>
     <w:p>
       <w:r>
@@ -2309,6 +2214,999 @@
       </w:pPr>
       <w:r>
         <w:t>La réduction des conflits et désorganisation.</w:t>
+      </w:r>
+    </w:p>
+    <w:p>
+      <w:r>
+        <w:br w:type="page"/>
+      </w:r>
+    </w:p>
+    <w:p>
+      <w:r>
+        <w:lastRenderedPageBreak/>
+        <w:t>GESTION DES SALLES – USER STORIES &amp; SPRINT BACKLOG</w:t>
+      </w:r>
+    </w:p>
+    <w:p>
+      <w:r>
+        <w:pict w14:anchorId="21172A42">
+          <v:rect id="_x0000_i1067" style="width:0;height:1.5pt" o:hralign="center" o:hrstd="t" o:hr="t" fillcolor="#a0a0a0" stroked="f"/>
+        </w:pict>
+      </w:r>
+    </w:p>
+    <w:p>
+      <w:pPr>
+        <w:numPr>
+          <w:ilvl w:val="0"/>
+          <w:numId w:val="17"/>
+        </w:numPr>
+      </w:pPr>
+      <w:r>
+        <w:t>USER STORIES</w:t>
+      </w:r>
+    </w:p>
+    <w:p>
+      <w:r>
+        <w:pict w14:anchorId="10BCDF00">
+          <v:rect id="_x0000_i1068" style="width:0;height:1.5pt" o:hralign="center" o:hrstd="t" o:hr="t" fillcolor="#a0a0a0" stroked="f"/>
+        </w:pict>
+      </w:r>
+    </w:p>
+    <w:p>
+      <w:r>
+        <w:t>US1 : En tant qu’étudiant, je veux consulter mon emploi du temps afin de connaître mes séances.</w:t>
+      </w:r>
+    </w:p>
+    <w:p>
+      <w:r>
+        <w:t>Critères d’acceptation :</w:t>
+      </w:r>
+    </w:p>
+    <w:p>
+      <w:pPr>
+        <w:numPr>
+          <w:ilvl w:val="0"/>
+          <w:numId w:val="18"/>
+        </w:numPr>
+      </w:pPr>
+      <w:r>
+        <w:t>L’étudiant voit uniquement les séances de sa classe</w:t>
+      </w:r>
+    </w:p>
+    <w:p>
+      <w:pPr>
+        <w:numPr>
+          <w:ilvl w:val="0"/>
+          <w:numId w:val="18"/>
+        </w:numPr>
+      </w:pPr>
+      <w:r>
+        <w:t>Les séances sont organisées par jour</w:t>
+      </w:r>
+    </w:p>
+    <w:p>
+      <w:pPr>
+        <w:numPr>
+          <w:ilvl w:val="0"/>
+          <w:numId w:val="18"/>
+        </w:numPr>
+      </w:pPr>
+      <w:r>
+        <w:t>Chaque séance affiche la matière, la salle et l’enseignant</w:t>
+      </w:r>
+    </w:p>
+    <w:p>
+      <w:r>
+        <w:t>US2 : En tant qu’enseignant, je veux consulter mon emploi du temps afin de connaître mes cours.</w:t>
+      </w:r>
+    </w:p>
+    <w:p>
+      <w:r>
+        <w:t>Critères d’acceptation :</w:t>
+      </w:r>
+    </w:p>
+    <w:p>
+      <w:pPr>
+        <w:numPr>
+          <w:ilvl w:val="0"/>
+          <w:numId w:val="19"/>
+        </w:numPr>
+      </w:pPr>
+      <w:r>
+        <w:t>L’enseignant voit ses propres séances</w:t>
+      </w:r>
+    </w:p>
+    <w:p>
+      <w:pPr>
+        <w:numPr>
+          <w:ilvl w:val="0"/>
+          <w:numId w:val="19"/>
+        </w:numPr>
+      </w:pPr>
+      <w:r>
+        <w:t>Les séances sont triées par date et heure</w:t>
+      </w:r>
+    </w:p>
+    <w:p>
+      <w:r>
+        <w:t>US3 : En tant qu’enseignant, je veux réserver une salle afin d’organiser un cours.</w:t>
+      </w:r>
+    </w:p>
+    <w:p>
+      <w:r>
+        <w:t>Critères d’acceptation :</w:t>
+      </w:r>
+    </w:p>
+    <w:p>
+      <w:pPr>
+        <w:numPr>
+          <w:ilvl w:val="0"/>
+          <w:numId w:val="20"/>
+        </w:numPr>
+      </w:pPr>
+      <w:r>
+        <w:t>L’enseignant peut choisir une date et un créneau</w:t>
+      </w:r>
+    </w:p>
+    <w:p>
+      <w:pPr>
+        <w:numPr>
+          <w:ilvl w:val="0"/>
+          <w:numId w:val="20"/>
+        </w:numPr>
+      </w:pPr>
+      <w:r>
+        <w:t>Le système vérifie la disponibilité de la salle</w:t>
+      </w:r>
+    </w:p>
+    <w:p>
+      <w:pPr>
+        <w:numPr>
+          <w:ilvl w:val="0"/>
+          <w:numId w:val="20"/>
+        </w:numPr>
+      </w:pPr>
+      <w:r>
+        <w:t>Une confirmation est affichée après réservation</w:t>
+      </w:r>
+    </w:p>
+    <w:p>
+      <w:r>
+        <w:t>US4 : En tant qu’administrateur, je veux ajouter une séance afin d’organiser les cours.</w:t>
+      </w:r>
+    </w:p>
+    <w:p>
+      <w:r>
+        <w:t>Critères d’acceptation :</w:t>
+      </w:r>
+    </w:p>
+    <w:p>
+      <w:pPr>
+        <w:numPr>
+          <w:ilvl w:val="0"/>
+          <w:numId w:val="21"/>
+        </w:numPr>
+      </w:pPr>
+      <w:r>
+        <w:t>L’admin peut saisir matière, date, heure, salle et enseignant</w:t>
+      </w:r>
+    </w:p>
+    <w:p>
+      <w:pPr>
+        <w:numPr>
+          <w:ilvl w:val="0"/>
+          <w:numId w:val="21"/>
+        </w:numPr>
+      </w:pPr>
+      <w:r>
+        <w:t>La séance est enregistrée en base de données</w:t>
+      </w:r>
+    </w:p>
+    <w:p>
+      <w:r>
+        <w:t>US5 : En tant qu’administrateur, je veux modifier une séance afin de corriger les informations.</w:t>
+      </w:r>
+    </w:p>
+    <w:p>
+      <w:r>
+        <w:t>Critères d’acceptation :</w:t>
+      </w:r>
+    </w:p>
+    <w:p>
+      <w:pPr>
+        <w:numPr>
+          <w:ilvl w:val="0"/>
+          <w:numId w:val="22"/>
+        </w:numPr>
+      </w:pPr>
+      <w:r>
+        <w:t>L’admin peut modifier les champs d’une séance</w:t>
+      </w:r>
+    </w:p>
+    <w:p>
+      <w:pPr>
+        <w:numPr>
+          <w:ilvl w:val="0"/>
+          <w:numId w:val="22"/>
+        </w:numPr>
+      </w:pPr>
+      <w:r>
+        <w:t>Les modifications sont sauvegardées</w:t>
+      </w:r>
+    </w:p>
+    <w:p>
+      <w:r>
+        <w:lastRenderedPageBreak/>
+        <w:t>US6 : En tant qu’administrateur, je veux supprimer une séance afin de gérer l’emploi du temps.</w:t>
+      </w:r>
+    </w:p>
+    <w:p>
+      <w:r>
+        <w:t>Critères d’acceptation :</w:t>
+      </w:r>
+    </w:p>
+    <w:p>
+      <w:pPr>
+        <w:numPr>
+          <w:ilvl w:val="0"/>
+          <w:numId w:val="23"/>
+        </w:numPr>
+      </w:pPr>
+      <w:r>
+        <w:t>L’admin peut supprimer une séance</w:t>
+      </w:r>
+    </w:p>
+    <w:p>
+      <w:pPr>
+        <w:numPr>
+          <w:ilvl w:val="0"/>
+          <w:numId w:val="23"/>
+        </w:numPr>
+      </w:pPr>
+      <w:r>
+        <w:t>Une confirmation est demandée avant suppression</w:t>
+      </w:r>
+    </w:p>
+    <w:p>
+      <w:r>
+        <w:t>US</w:t>
+      </w:r>
+      <w:r>
+        <w:t>7</w:t>
+      </w:r>
+      <w:r>
+        <w:t xml:space="preserve"> : En tant qu’administrateur, je veux ajouter une </w:t>
+      </w:r>
+      <w:r>
+        <w:t>classe</w:t>
+      </w:r>
+    </w:p>
+    <w:p>
+      <w:r>
+        <w:t>Critères d’acceptation :</w:t>
+      </w:r>
+    </w:p>
+    <w:p>
+      <w:pPr>
+        <w:numPr>
+          <w:ilvl w:val="0"/>
+          <w:numId w:val="21"/>
+        </w:numPr>
+      </w:pPr>
+      <w:r>
+        <w:t>L’admin peut saisir</w:t>
+      </w:r>
+      <w:r>
+        <w:t xml:space="preserve"> Libelle de la classe </w:t>
+      </w:r>
+      <w:r>
+        <w:t xml:space="preserve">et </w:t>
+      </w:r>
+      <w:r>
+        <w:t>niveau</w:t>
+      </w:r>
+    </w:p>
+    <w:p>
+      <w:pPr>
+        <w:numPr>
+          <w:ilvl w:val="0"/>
+          <w:numId w:val="21"/>
+        </w:numPr>
+      </w:pPr>
+      <w:r>
+        <w:t xml:space="preserve">La </w:t>
+      </w:r>
+      <w:r>
+        <w:t>classe</w:t>
+      </w:r>
+      <w:r>
+        <w:t xml:space="preserve"> est enregistrée en base de données</w:t>
+      </w:r>
+    </w:p>
+    <w:p>
+      <w:r>
+        <w:t>US</w:t>
+      </w:r>
+      <w:r>
+        <w:t>8</w:t>
+      </w:r>
+      <w:r>
+        <w:t xml:space="preserve"> : En tant qu’administrateur, je veux </w:t>
+      </w:r>
+      <w:r>
+        <w:t>supprimer</w:t>
+      </w:r>
+      <w:r>
+        <w:t xml:space="preserve"> une </w:t>
+      </w:r>
+      <w:r>
+        <w:t>classe</w:t>
+      </w:r>
+    </w:p>
+    <w:p>
+      <w:r>
+        <w:t>Critères d’acceptation :</w:t>
+      </w:r>
+    </w:p>
+    <w:p>
+      <w:pPr>
+        <w:numPr>
+          <w:ilvl w:val="0"/>
+          <w:numId w:val="23"/>
+        </w:numPr>
+      </w:pPr>
+      <w:r>
+        <w:t xml:space="preserve">L’admin peut supprimer une </w:t>
+      </w:r>
+      <w:r>
+        <w:t>classe</w:t>
+      </w:r>
+    </w:p>
+    <w:p>
+      <w:r>
+        <w:t>US</w:t>
+      </w:r>
+      <w:r>
+        <w:t>9</w:t>
+      </w:r>
+      <w:r>
+        <w:t xml:space="preserve"> : En tant qu’administrateur, je veux modifier une </w:t>
+      </w:r>
+      <w:r>
+        <w:t xml:space="preserve">classe </w:t>
+      </w:r>
+      <w:r>
+        <w:t>afin de corriger les informations.</w:t>
+      </w:r>
+    </w:p>
+    <w:p>
+      <w:r>
+        <w:t>Critères d’acceptation :</w:t>
+      </w:r>
+    </w:p>
+    <w:p>
+      <w:pPr>
+        <w:numPr>
+          <w:ilvl w:val="0"/>
+          <w:numId w:val="22"/>
+        </w:numPr>
+      </w:pPr>
+      <w:r>
+        <w:t xml:space="preserve">L’admin peut modifier les champs d’une </w:t>
+      </w:r>
+      <w:r>
+        <w:t>classe</w:t>
+      </w:r>
+    </w:p>
+    <w:p>
+      <w:pPr>
+        <w:numPr>
+          <w:ilvl w:val="0"/>
+          <w:numId w:val="22"/>
+        </w:numPr>
+      </w:pPr>
+      <w:r>
+        <w:t>Les modifications sont sauvegardées</w:t>
+      </w:r>
+    </w:p>
+    <w:p>
+      <w:r>
+        <w:t>US</w:t>
+      </w:r>
+      <w:r>
+        <w:t>10</w:t>
+      </w:r>
+      <w:r>
+        <w:t xml:space="preserve"> : En tant qu’administrateur, je veux ajouter une </w:t>
+      </w:r>
+      <w:r>
+        <w:t>salle</w:t>
+      </w:r>
+    </w:p>
+    <w:p>
+      <w:r>
+        <w:t>Critères d’acceptation :</w:t>
+      </w:r>
+    </w:p>
+    <w:p>
+      <w:pPr>
+        <w:numPr>
+          <w:ilvl w:val="0"/>
+          <w:numId w:val="21"/>
+        </w:numPr>
+      </w:pPr>
+      <w:r>
+        <w:t>L’admin peut saisir</w:t>
+      </w:r>
+      <w:r>
+        <w:t xml:space="preserve"> </w:t>
+      </w:r>
+      <w:r>
+        <w:t>nom de la salle, type</w:t>
+      </w:r>
+      <w:r>
+        <w:t xml:space="preserve"> </w:t>
+      </w:r>
+      <w:r>
+        <w:t xml:space="preserve">et </w:t>
+      </w:r>
+      <w:r>
+        <w:t>disponible ou non</w:t>
+      </w:r>
+    </w:p>
+    <w:p>
+      <w:pPr>
+        <w:numPr>
+          <w:ilvl w:val="0"/>
+          <w:numId w:val="21"/>
+        </w:numPr>
+      </w:pPr>
+      <w:r>
+        <w:t xml:space="preserve">La </w:t>
+      </w:r>
+      <w:r>
+        <w:t>salle</w:t>
+      </w:r>
+      <w:r>
+        <w:t xml:space="preserve"> est enregistrée en base de données</w:t>
+      </w:r>
+    </w:p>
+    <w:p>
+      <w:r>
+        <w:t>US</w:t>
+      </w:r>
+      <w:r>
+        <w:t>11</w:t>
+      </w:r>
+      <w:r>
+        <w:t xml:space="preserve"> : En tant qu’administrateur, je veux </w:t>
+      </w:r>
+      <w:r>
+        <w:t>supprimer</w:t>
+      </w:r>
+      <w:r>
+        <w:t xml:space="preserve"> une </w:t>
+      </w:r>
+      <w:r>
+        <w:t>salle</w:t>
+      </w:r>
+    </w:p>
+    <w:p>
+      <w:r>
+        <w:t>Critères d’acceptation :</w:t>
+      </w:r>
+    </w:p>
+    <w:p>
+      <w:pPr>
+        <w:numPr>
+          <w:ilvl w:val="0"/>
+          <w:numId w:val="23"/>
+        </w:numPr>
+      </w:pPr>
+      <w:r>
+        <w:t xml:space="preserve">L’admin peut supprimer une </w:t>
+      </w:r>
+      <w:r>
+        <w:t>classe</w:t>
+      </w:r>
+    </w:p>
+    <w:p>
+      <w:r>
+        <w:t>US</w:t>
+      </w:r>
+      <w:r>
+        <w:t xml:space="preserve">12 </w:t>
+      </w:r>
+      <w:r>
+        <w:t xml:space="preserve">: En tant qu’administrateur, je veux modifier une </w:t>
+      </w:r>
+      <w:r>
+        <w:t>salle</w:t>
+      </w:r>
+      <w:r>
+        <w:t xml:space="preserve"> </w:t>
+      </w:r>
+      <w:r>
+        <w:t>afin de corriger les informations.</w:t>
+      </w:r>
+    </w:p>
+    <w:p>
+      <w:r>
+        <w:t>Critères d’acceptation :</w:t>
+      </w:r>
+    </w:p>
+    <w:p>
+      <w:pPr>
+        <w:numPr>
+          <w:ilvl w:val="0"/>
+          <w:numId w:val="22"/>
+        </w:numPr>
+      </w:pPr>
+      <w:r>
+        <w:t xml:space="preserve">L’admin peut modifier les champs d’une </w:t>
+      </w:r>
+      <w:r>
+        <w:t>salle</w:t>
+      </w:r>
+    </w:p>
+    <w:p>
+      <w:pPr>
+        <w:numPr>
+          <w:ilvl w:val="0"/>
+          <w:numId w:val="22"/>
+        </w:numPr>
+      </w:pPr>
+      <w:r>
+        <w:t>Les modifications sont sauvegardées</w:t>
+      </w:r>
+    </w:p>
+    <w:p/>
+    <w:p/>
+    <w:p>
+      <w:pPr>
+        <w:ind w:left="720"/>
+      </w:pPr>
+    </w:p>
+    <w:p>
+      <w:r>
+        <w:pict w14:anchorId="38C3BF3E">
+          <v:rect id="_x0000_i1069" style="width:0;height:1.5pt" o:hralign="center" o:hrstd="t" o:hr="t" fillcolor="#a0a0a0" stroked="f"/>
+        </w:pict>
+      </w:r>
+    </w:p>
+    <w:p>
+      <w:pPr>
+        <w:numPr>
+          <w:ilvl w:val="0"/>
+          <w:numId w:val="25"/>
+        </w:numPr>
+      </w:pPr>
+      <w:r>
+        <w:t>PRODUCT BACKLOG</w:t>
+      </w:r>
+    </w:p>
+    <w:p>
+      <w:r>
+        <w:pict w14:anchorId="488C88DC">
+          <v:rect id="_x0000_i1070" style="width:0;height:1.5pt" o:hralign="center" o:hrstd="t" o:hr="t" fillcolor="#a0a0a0" stroked="f"/>
+        </w:pict>
+      </w:r>
+    </w:p>
+    <w:p>
+      <w:pPr>
+        <w:numPr>
+          <w:ilvl w:val="0"/>
+          <w:numId w:val="26"/>
+        </w:numPr>
+      </w:pPr>
+      <w:r>
+        <w:t>Consulter emploi du temps (Étudiant)</w:t>
+      </w:r>
+    </w:p>
+    <w:p>
+      <w:pPr>
+        <w:numPr>
+          <w:ilvl w:val="0"/>
+          <w:numId w:val="26"/>
+        </w:numPr>
+      </w:pPr>
+      <w:r>
+        <w:t>Consulter emploi du temps (Enseignant)</w:t>
+      </w:r>
+    </w:p>
+    <w:p>
+      <w:pPr>
+        <w:numPr>
+          <w:ilvl w:val="0"/>
+          <w:numId w:val="26"/>
+        </w:numPr>
+      </w:pPr>
+      <w:r>
+        <w:t>Réserver une salle</w:t>
+      </w:r>
+    </w:p>
+    <w:p>
+      <w:pPr>
+        <w:numPr>
+          <w:ilvl w:val="0"/>
+          <w:numId w:val="26"/>
+        </w:numPr>
+      </w:pPr>
+      <w:r>
+        <w:t>CRUD seance</w:t>
+      </w:r>
+    </w:p>
+    <w:p>
+      <w:pPr>
+        <w:numPr>
+          <w:ilvl w:val="0"/>
+          <w:numId w:val="26"/>
+        </w:numPr>
+      </w:pPr>
+      <w:r>
+        <w:t>CRUD classe</w:t>
+      </w:r>
+    </w:p>
+    <w:p>
+      <w:pPr>
+        <w:numPr>
+          <w:ilvl w:val="0"/>
+          <w:numId w:val="26"/>
+        </w:numPr>
+      </w:pPr>
+      <w:r>
+        <w:t>CRUD salle</w:t>
+      </w:r>
+    </w:p>
+    <w:p>
+      <w:pPr>
+        <w:numPr>
+          <w:ilvl w:val="0"/>
+          <w:numId w:val="26"/>
+        </w:numPr>
+      </w:pPr>
+      <w:r>
+        <w:t>CRUD Enseignant</w:t>
+      </w:r>
+    </w:p>
+    <w:p>
+      <w:r>
+        <w:pict w14:anchorId="526B49DF">
+          <v:rect id="_x0000_i1088" style="width:0;height:1.5pt" o:hralign="center" o:hrstd="t" o:hr="t" fillcolor="#a0a0a0" stroked="f"/>
+        </w:pict>
+      </w:r>
+    </w:p>
+    <w:p>
+      <w:pPr>
+        <w:numPr>
+          <w:ilvl w:val="0"/>
+          <w:numId w:val="27"/>
+        </w:numPr>
+      </w:pPr>
+      <w:r>
+        <w:t>SPRINT BACKLOG</w:t>
+      </w:r>
+    </w:p>
+    <w:p>
+      <w:r>
+        <w:pict w14:anchorId="78FDC3B4">
+          <v:rect id="_x0000_i1072" style="width:0;height:1.5pt" o:hralign="center" o:hrstd="t" o:hr="t" fillcolor="#a0a0a0" stroked="f"/>
+        </w:pict>
+      </w:r>
+    </w:p>
+    <w:p>
+      <w:r>
+        <w:t xml:space="preserve">SPRINT 1 : Authentification + </w:t>
+      </w:r>
+      <w:r>
+        <w:t>Administration</w:t>
+      </w:r>
+      <w:r>
+        <w:t xml:space="preserve"> + etudiant</w:t>
+      </w:r>
+    </w:p>
+    <w:p>
+      <w:r>
+        <w:t>Objectif :</w:t>
+      </w:r>
+      <w:r>
+        <w:br/>
+        <w:t xml:space="preserve">Permettre à </w:t>
+      </w:r>
+      <w:r>
+        <w:t xml:space="preserve">l’administrateur </w:t>
+      </w:r>
+      <w:r>
+        <w:t xml:space="preserve">de se connecter et </w:t>
+      </w:r>
+      <w:r>
+        <w:t>ajouter,modifier et supprimer les différentes entité</w:t>
+      </w:r>
+    </w:p>
+    <w:p>
+      <w:r>
+        <w:t>Tâches :</w:t>
+      </w:r>
+    </w:p>
+    <w:p>
+      <w:pPr>
+        <w:numPr>
+          <w:ilvl w:val="0"/>
+          <w:numId w:val="29"/>
+        </w:numPr>
+      </w:pPr>
+      <w:r>
+        <w:t>Création formulaire ajout séance</w:t>
+      </w:r>
+    </w:p>
+    <w:p>
+      <w:pPr>
+        <w:numPr>
+          <w:ilvl w:val="0"/>
+          <w:numId w:val="29"/>
+        </w:numPr>
+      </w:pPr>
+      <w:r>
+        <w:t>Validation des données</w:t>
+      </w:r>
+    </w:p>
+    <w:p>
+      <w:pPr>
+        <w:numPr>
+          <w:ilvl w:val="0"/>
+          <w:numId w:val="29"/>
+        </w:numPr>
+      </w:pPr>
+      <w:r>
+        <w:t>Enregistrement en base</w:t>
+      </w:r>
+    </w:p>
+    <w:p>
+      <w:pPr>
+        <w:numPr>
+          <w:ilvl w:val="0"/>
+          <w:numId w:val="29"/>
+        </w:numPr>
+      </w:pPr>
+      <w:r>
+        <w:t>CRUD seance</w:t>
+      </w:r>
+    </w:p>
+    <w:p>
+      <w:pPr>
+        <w:numPr>
+          <w:ilvl w:val="0"/>
+          <w:numId w:val="29"/>
+        </w:numPr>
+      </w:pPr>
+      <w:r>
+        <w:t>CRUD classe</w:t>
+      </w:r>
+    </w:p>
+    <w:p>
+      <w:pPr>
+        <w:numPr>
+          <w:ilvl w:val="0"/>
+          <w:numId w:val="29"/>
+        </w:numPr>
+      </w:pPr>
+      <w:r>
+        <w:t>CRUD Enseignant</w:t>
+      </w:r>
+    </w:p>
+    <w:p>
+      <w:pPr>
+        <w:numPr>
+          <w:ilvl w:val="0"/>
+          <w:numId w:val="29"/>
+        </w:numPr>
+      </w:pPr>
+      <w:r>
+        <w:t>CRUD salle</w:t>
+      </w:r>
+    </w:p>
+    <w:p>
+      <w:pPr>
+        <w:numPr>
+          <w:ilvl w:val="0"/>
+          <w:numId w:val="29"/>
+        </w:numPr>
+      </w:pPr>
+      <w:r>
+        <w:t>Tests CRUD</w:t>
+      </w:r>
+    </w:p>
+    <w:p>
+      <w:pPr>
+        <w:numPr>
+          <w:ilvl w:val="0"/>
+          <w:numId w:val="29"/>
+        </w:numPr>
+      </w:pPr>
+      <w:r>
+        <w:lastRenderedPageBreak/>
+        <w:t>Voir l’emploie du temp coté etudiant</w:t>
+      </w:r>
+    </w:p>
+    <w:p>
+      <w:pPr>
+        <w:numPr>
+          <w:ilvl w:val="0"/>
+          <w:numId w:val="29"/>
+        </w:numPr>
+      </w:pPr>
+      <w:r>
+        <w:t>Voir les cours</w:t>
+      </w:r>
+    </w:p>
+    <w:p/>
+    <w:p>
+      <w:r>
+        <w:t xml:space="preserve">SPRINT 2 : </w:t>
+      </w:r>
+      <w:r>
+        <w:t>Reservation des salles et consultation de l’emploie</w:t>
+      </w:r>
+    </w:p>
+    <w:p>
+      <w:pPr>
+        <w:numPr>
+          <w:ilvl w:val="0"/>
+          <w:numId w:val="28"/>
+        </w:numPr>
+      </w:pPr>
+      <w:r>
+        <w:t>Reservation des salles</w:t>
+      </w:r>
+    </w:p>
+    <w:p>
+      <w:pPr>
+        <w:numPr>
+          <w:ilvl w:val="0"/>
+          <w:numId w:val="28"/>
+        </w:numPr>
+      </w:pPr>
+      <w:r>
+        <w:t>Mise en place de l’authentification</w:t>
+      </w:r>
+    </w:p>
+    <w:p>
+      <w:pPr>
+        <w:numPr>
+          <w:ilvl w:val="0"/>
+          <w:numId w:val="28"/>
+        </w:numPr>
+      </w:pPr>
+      <w:r>
+        <w:t>Création du contrôleur emploi du temps</w:t>
+      </w:r>
+    </w:p>
+    <w:p>
+      <w:pPr>
+        <w:numPr>
+          <w:ilvl w:val="0"/>
+          <w:numId w:val="28"/>
+        </w:numPr>
+      </w:pPr>
+      <w:r>
+        <w:t>Récupération des données depuis la base</w:t>
+      </w:r>
+    </w:p>
+    <w:p>
+      <w:pPr>
+        <w:numPr>
+          <w:ilvl w:val="0"/>
+          <w:numId w:val="28"/>
+        </w:numPr>
+      </w:pPr>
+      <w:r>
+        <w:t>Création de la vue Blade</w:t>
+      </w:r>
+    </w:p>
+    <w:p>
+      <w:pPr>
+        <w:numPr>
+          <w:ilvl w:val="0"/>
+          <w:numId w:val="28"/>
+        </w:numPr>
+      </w:pPr>
+      <w:r>
+        <w:t>Affichage des séances</w:t>
+      </w:r>
+    </w:p>
+    <w:p>
+      <w:pPr>
+        <w:numPr>
+          <w:ilvl w:val="0"/>
+          <w:numId w:val="28"/>
+        </w:numPr>
+      </w:pPr>
+      <w:r>
+        <w:t>Tests</w:t>
+      </w:r>
+    </w:p>
+    <w:p>
+      <w:r>
+        <w:t>Objectif :</w:t>
+      </w:r>
+      <w:r>
+        <w:br/>
+        <w:t>Permettre à l’</w:t>
+      </w:r>
+      <w:r>
+        <w:t>enseignant</w:t>
+      </w:r>
+      <w:r>
+        <w:t xml:space="preserve"> de </w:t>
+      </w:r>
+      <w:r>
+        <w:t>réserver les salles</w:t>
+      </w:r>
+    </w:p>
+    <w:p>
+      <w:r>
+        <w:t>Tâches :</w:t>
+      </w:r>
+    </w:p>
+    <w:p>
+      <w:pPr>
+        <w:numPr>
+          <w:ilvl w:val="0"/>
+          <w:numId w:val="29"/>
+        </w:numPr>
+      </w:pPr>
+      <w:r>
+        <w:t xml:space="preserve">Création formulaire </w:t>
+      </w:r>
+      <w:r>
+        <w:t>réserver salle</w:t>
+      </w:r>
+    </w:p>
+    <w:p>
+      <w:pPr>
+        <w:numPr>
+          <w:ilvl w:val="0"/>
+          <w:numId w:val="29"/>
+        </w:numPr>
+      </w:pPr>
+      <w:r>
+        <w:t>Validation des données</w:t>
+      </w:r>
+      <w:r>
+        <w:t xml:space="preserve"> (créneaux valide)</w:t>
+      </w:r>
+    </w:p>
+    <w:p>
+      <w:pPr>
+        <w:numPr>
+          <w:ilvl w:val="0"/>
+          <w:numId w:val="29"/>
+        </w:numPr>
+      </w:pPr>
+      <w:r>
+        <w:t>Enregistrement en base</w:t>
+      </w:r>
+    </w:p>
+    <w:p>
+      <w:r>
+        <w:pict w14:anchorId="3A49CC79">
+          <v:rect id="_x0000_i1073" style="width:0;height:1.5pt" o:hralign="center" o:hrstd="t" o:hr="t" fillcolor="#a0a0a0" stroked="f"/>
+        </w:pict>
+      </w:r>
+    </w:p>
+    <w:p>
+      <w:pPr>
+        <w:rPr>
+          <w:b/>
+          <w:bCs/>
+        </w:rPr>
+      </w:pPr>
+      <w:r>
+        <w:rPr>
+          <w:b/>
+          <w:bCs/>
+        </w:rPr>
+        <w:t>FIN DU DOCUMENT</w:t>
       </w:r>
     </w:p>
     <w:p/>
@@ -2325,6 +3223,155 @@
 <file path=word/numbering.xml><?xml version="1.0" encoding="utf-8"?>
 <w:numbering xmlns:wpc="http://schemas.microsoft.com/office/word/2010/wordprocessingCanvas" xmlns:cx="http://schemas.microsoft.com/office/drawing/2014/chartex" xmlns:cx1="http://schemas.microsoft.com/office/drawing/2015/9/8/chartex" xmlns:cx2="http://schemas.microsoft.com/office/drawing/2015/10/21/chartex" xmlns:cx3="http://schemas.microsoft.com/office/drawing/2016/5/9/chartex" xmlns:cx4="http://schemas.microsoft.com/office/drawing/2016/5/10/chartex" xmlns:cx5="http://schemas.microsoft.com/office/drawing/2016/5/11/chartex" xmlns:cx6="http://schemas.microsoft.com/office/drawing/2016/5/12/chartex" xmlns:cx7="http://schemas.microsoft.com/office/drawing/2016/5/13/chartex" xmlns:cx8="http://schemas.microsoft.com/office/drawing/2016/5/14/chartex" xmlns:mc="http://schemas.openxmlformats.org/markup-compatibility/2006" xmlns:aink="http://schemas.microsoft.com/office/drawing/2016/ink" xmlns:am3d="http://schemas.microsoft.com/office/drawing/2017/model3d" xmlns:o="urn:schemas-microsoft-com:office:office" xmlns:oel="http://schemas.microsoft.com/office/2019/extlst" xmlns:r="http://schemas.openxmlformats.org/officeDocument/2006/relationships" xmlns:m="http://schemas.openxmlformats.org/officeDocument/2006/math" xmlns:v="urn:schemas-microsoft-com:vml" xmlns:wp14="http://schemas.microsoft.com/office/word/2010/wordprocessingDrawing" xmlns:wp="http://schemas.openxmlformats.org/drawingml/2006/wordprocessingDrawing" xmlns:w10="urn:schemas-microsoft-com:office:word" xmlns:w="http://schemas.openxmlformats.org/wordprocessingml/2006/main" xmlns:w14="http://schemas.microsoft.com/office/word/2010/wordml" xmlns:w15="http://schemas.microsoft.com/office/word/2012/wordml" xmlns:w16cex="http://schemas.microsoft.com/office/word/2018/wordml/cex" xmlns:w16cid="http://schemas.microsoft.com/office/word/2016/wordml/cid" xmlns:w16="http://schemas.microsoft.com/office/word/2018/wordml" xmlns:w16du="http://schemas.microsoft.com/office/word/2023/wordml/word16du" xmlns:w16sdtdh="http://schemas.microsoft.com/office/word/2020/wordml/sdtdatahash" xmlns:w16sdtfl="http://schemas.microsoft.com/office/word/2024/wordml/sdtformatlock" xmlns:w16se="http://schemas.microsoft.com/office/word/2015/wordml/symex" xmlns:wpg="http://schemas.microsoft.com/office/word/2010/wordprocessingGroup" xmlns:wpi="http://schemas.microsoft.com/office/word/2010/wordprocessingInk" xmlns:wne="http://schemas.microsoft.com/office/word/2006/wordml" xmlns:wps="http://schemas.microsoft.com/office/word/2010/wordprocessingShape" mc:Ignorable="w14 w15 w16se w16cid w16 w16cex w16sdtdh w16sdtfl w16du wp14">
   <w:abstractNum w:abstractNumId="0" w15:restartNumberingAfterBreak="0">
+    <w:nsid w:val="00CA62CB"/>
+    <w:multiLevelType w:val="multilevel"/>
+    <w:tmpl w:val="BF64E494"/>
+    <w:lvl w:ilvl="0">
+      <w:start w:val="1"/>
+      <w:numFmt w:val="bullet"/>
+      <w:lvlText w:val=""/>
+      <w:lvlJc w:val="left"/>
+      <w:pPr>
+        <w:tabs>
+          <w:tab w:val="num" w:pos="720"/>
+        </w:tabs>
+        <w:ind w:left="720" w:hanging="360"/>
+      </w:pPr>
+      <w:rPr>
+        <w:rFonts w:ascii="Symbol" w:hAnsi="Symbol" w:hint="default"/>
+        <w:sz w:val="20"/>
+      </w:rPr>
+    </w:lvl>
+    <w:lvl w:ilvl="1" w:tentative="1">
+      <w:start w:val="1"/>
+      <w:numFmt w:val="bullet"/>
+      <w:lvlText w:val="o"/>
+      <w:lvlJc w:val="left"/>
+      <w:pPr>
+        <w:tabs>
+          <w:tab w:val="num" w:pos="1440"/>
+        </w:tabs>
+        <w:ind w:left="1440" w:hanging="360"/>
+      </w:pPr>
+      <w:rPr>
+        <w:rFonts w:ascii="Courier New" w:hAnsi="Courier New" w:hint="default"/>
+        <w:sz w:val="20"/>
+      </w:rPr>
+    </w:lvl>
+    <w:lvl w:ilvl="2" w:tentative="1">
+      <w:start w:val="1"/>
+      <w:numFmt w:val="bullet"/>
+      <w:lvlText w:val=""/>
+      <w:lvlJc w:val="left"/>
+      <w:pPr>
+        <w:tabs>
+          <w:tab w:val="num" w:pos="2160"/>
+        </w:tabs>
+        <w:ind w:left="2160" w:hanging="360"/>
+      </w:pPr>
+      <w:rPr>
+        <w:rFonts w:ascii="Wingdings" w:hAnsi="Wingdings" w:hint="default"/>
+        <w:sz w:val="20"/>
+      </w:rPr>
+    </w:lvl>
+    <w:lvl w:ilvl="3" w:tentative="1">
+      <w:start w:val="1"/>
+      <w:numFmt w:val="bullet"/>
+      <w:lvlText w:val=""/>
+      <w:lvlJc w:val="left"/>
+      <w:pPr>
+        <w:tabs>
+          <w:tab w:val="num" w:pos="2880"/>
+        </w:tabs>
+        <w:ind w:left="2880" w:hanging="360"/>
+      </w:pPr>
+      <w:rPr>
+        <w:rFonts w:ascii="Wingdings" w:hAnsi="Wingdings" w:hint="default"/>
+        <w:sz w:val="20"/>
+      </w:rPr>
+    </w:lvl>
+    <w:lvl w:ilvl="4" w:tentative="1">
+      <w:start w:val="1"/>
+      <w:numFmt w:val="bullet"/>
+      <w:lvlText w:val=""/>
+      <w:lvlJc w:val="left"/>
+      <w:pPr>
+        <w:tabs>
+          <w:tab w:val="num" w:pos="3600"/>
+        </w:tabs>
+        <w:ind w:left="3600" w:hanging="360"/>
+      </w:pPr>
+      <w:rPr>
+        <w:rFonts w:ascii="Wingdings" w:hAnsi="Wingdings" w:hint="default"/>
+        <w:sz w:val="20"/>
+      </w:rPr>
+    </w:lvl>
+    <w:lvl w:ilvl="5" w:tentative="1">
+      <w:start w:val="1"/>
+      <w:numFmt w:val="bullet"/>
+      <w:lvlText w:val=""/>
+      <w:lvlJc w:val="left"/>
+      <w:pPr>
+        <w:tabs>
+          <w:tab w:val="num" w:pos="4320"/>
+        </w:tabs>
+        <w:ind w:left="4320" w:hanging="360"/>
+      </w:pPr>
+      <w:rPr>
+        <w:rFonts w:ascii="Wingdings" w:hAnsi="Wingdings" w:hint="default"/>
+        <w:sz w:val="20"/>
+      </w:rPr>
+    </w:lvl>
+    <w:lvl w:ilvl="6" w:tentative="1">
+      <w:start w:val="1"/>
+      <w:numFmt w:val="bullet"/>
+      <w:lvlText w:val=""/>
+      <w:lvlJc w:val="left"/>
+      <w:pPr>
+        <w:tabs>
+          <w:tab w:val="num" w:pos="5040"/>
+        </w:tabs>
+        <w:ind w:left="5040" w:hanging="360"/>
+      </w:pPr>
+      <w:rPr>
+        <w:rFonts w:ascii="Wingdings" w:hAnsi="Wingdings" w:hint="default"/>
+        <w:sz w:val="20"/>
+      </w:rPr>
+    </w:lvl>
+    <w:lvl w:ilvl="7" w:tentative="1">
+      <w:start w:val="1"/>
+      <w:numFmt w:val="bullet"/>
+      <w:lvlText w:val=""/>
+      <w:lvlJc w:val="left"/>
+      <w:pPr>
+        <w:tabs>
+          <w:tab w:val="num" w:pos="5760"/>
+        </w:tabs>
+        <w:ind w:left="5760" w:hanging="360"/>
+      </w:pPr>
+      <w:rPr>
+        <w:rFonts w:ascii="Wingdings" w:hAnsi="Wingdings" w:hint="default"/>
+        <w:sz w:val="20"/>
+      </w:rPr>
+    </w:lvl>
+    <w:lvl w:ilvl="8" w:tentative="1">
+      <w:start w:val="1"/>
+      <w:numFmt w:val="bullet"/>
+      <w:lvlText w:val=""/>
+      <w:lvlJc w:val="left"/>
+      <w:pPr>
+        <w:tabs>
+          <w:tab w:val="num" w:pos="6480"/>
+        </w:tabs>
+        <w:ind w:left="6480" w:hanging="360"/>
+      </w:pPr>
+      <w:rPr>
+        <w:rFonts w:ascii="Wingdings" w:hAnsi="Wingdings" w:hint="default"/>
+        <w:sz w:val="20"/>
+      </w:rPr>
+    </w:lvl>
+  </w:abstractNum>
+  <w:abstractNum w:abstractNumId="1" w15:restartNumberingAfterBreak="0">
     <w:nsid w:val="0E2F5F2D"/>
     <w:multiLevelType w:val="multilevel"/>
     <w:tmpl w:val="1ACA17DE"/>
@@ -2473,7 +3520,156 @@
       </w:rPr>
     </w:lvl>
   </w:abstractNum>
-  <w:abstractNum w:abstractNumId="1" w15:restartNumberingAfterBreak="0">
+  <w:abstractNum w:abstractNumId="2" w15:restartNumberingAfterBreak="0">
+    <w:nsid w:val="11F75196"/>
+    <w:multiLevelType w:val="multilevel"/>
+    <w:tmpl w:val="702A87AA"/>
+    <w:lvl w:ilvl="0">
+      <w:start w:val="1"/>
+      <w:numFmt w:val="bullet"/>
+      <w:lvlText w:val=""/>
+      <w:lvlJc w:val="left"/>
+      <w:pPr>
+        <w:tabs>
+          <w:tab w:val="num" w:pos="720"/>
+        </w:tabs>
+        <w:ind w:left="720" w:hanging="360"/>
+      </w:pPr>
+      <w:rPr>
+        <w:rFonts w:ascii="Symbol" w:hAnsi="Symbol" w:hint="default"/>
+        <w:sz w:val="20"/>
+      </w:rPr>
+    </w:lvl>
+    <w:lvl w:ilvl="1" w:tentative="1">
+      <w:start w:val="1"/>
+      <w:numFmt w:val="bullet"/>
+      <w:lvlText w:val="o"/>
+      <w:lvlJc w:val="left"/>
+      <w:pPr>
+        <w:tabs>
+          <w:tab w:val="num" w:pos="1440"/>
+        </w:tabs>
+        <w:ind w:left="1440" w:hanging="360"/>
+      </w:pPr>
+      <w:rPr>
+        <w:rFonts w:ascii="Courier New" w:hAnsi="Courier New" w:hint="default"/>
+        <w:sz w:val="20"/>
+      </w:rPr>
+    </w:lvl>
+    <w:lvl w:ilvl="2" w:tentative="1">
+      <w:start w:val="1"/>
+      <w:numFmt w:val="bullet"/>
+      <w:lvlText w:val=""/>
+      <w:lvlJc w:val="left"/>
+      <w:pPr>
+        <w:tabs>
+          <w:tab w:val="num" w:pos="2160"/>
+        </w:tabs>
+        <w:ind w:left="2160" w:hanging="360"/>
+      </w:pPr>
+      <w:rPr>
+        <w:rFonts w:ascii="Wingdings" w:hAnsi="Wingdings" w:hint="default"/>
+        <w:sz w:val="20"/>
+      </w:rPr>
+    </w:lvl>
+    <w:lvl w:ilvl="3" w:tentative="1">
+      <w:start w:val="1"/>
+      <w:numFmt w:val="bullet"/>
+      <w:lvlText w:val=""/>
+      <w:lvlJc w:val="left"/>
+      <w:pPr>
+        <w:tabs>
+          <w:tab w:val="num" w:pos="2880"/>
+        </w:tabs>
+        <w:ind w:left="2880" w:hanging="360"/>
+      </w:pPr>
+      <w:rPr>
+        <w:rFonts w:ascii="Wingdings" w:hAnsi="Wingdings" w:hint="default"/>
+        <w:sz w:val="20"/>
+      </w:rPr>
+    </w:lvl>
+    <w:lvl w:ilvl="4" w:tentative="1">
+      <w:start w:val="1"/>
+      <w:numFmt w:val="bullet"/>
+      <w:lvlText w:val=""/>
+      <w:lvlJc w:val="left"/>
+      <w:pPr>
+        <w:tabs>
+          <w:tab w:val="num" w:pos="3600"/>
+        </w:tabs>
+        <w:ind w:left="3600" w:hanging="360"/>
+      </w:pPr>
+      <w:rPr>
+        <w:rFonts w:ascii="Wingdings" w:hAnsi="Wingdings" w:hint="default"/>
+        <w:sz w:val="20"/>
+      </w:rPr>
+    </w:lvl>
+    <w:lvl w:ilvl="5" w:tentative="1">
+      <w:start w:val="1"/>
+      <w:numFmt w:val="bullet"/>
+      <w:lvlText w:val=""/>
+      <w:lvlJc w:val="left"/>
+      <w:pPr>
+        <w:tabs>
+          <w:tab w:val="num" w:pos="4320"/>
+        </w:tabs>
+        <w:ind w:left="4320" w:hanging="360"/>
+      </w:pPr>
+      <w:rPr>
+        <w:rFonts w:ascii="Wingdings" w:hAnsi="Wingdings" w:hint="default"/>
+        <w:sz w:val="20"/>
+      </w:rPr>
+    </w:lvl>
+    <w:lvl w:ilvl="6" w:tentative="1">
+      <w:start w:val="1"/>
+      <w:numFmt w:val="bullet"/>
+      <w:lvlText w:val=""/>
+      <w:lvlJc w:val="left"/>
+      <w:pPr>
+        <w:tabs>
+          <w:tab w:val="num" w:pos="5040"/>
+        </w:tabs>
+        <w:ind w:left="5040" w:hanging="360"/>
+      </w:pPr>
+      <w:rPr>
+        <w:rFonts w:ascii="Wingdings" w:hAnsi="Wingdings" w:hint="default"/>
+        <w:sz w:val="20"/>
+      </w:rPr>
+    </w:lvl>
+    <w:lvl w:ilvl="7" w:tentative="1">
+      <w:start w:val="1"/>
+      <w:numFmt w:val="bullet"/>
+      <w:lvlText w:val=""/>
+      <w:lvlJc w:val="left"/>
+      <w:pPr>
+        <w:tabs>
+          <w:tab w:val="num" w:pos="5760"/>
+        </w:tabs>
+        <w:ind w:left="5760" w:hanging="360"/>
+      </w:pPr>
+      <w:rPr>
+        <w:rFonts w:ascii="Wingdings" w:hAnsi="Wingdings" w:hint="default"/>
+        <w:sz w:val="20"/>
+      </w:rPr>
+    </w:lvl>
+    <w:lvl w:ilvl="8" w:tentative="1">
+      <w:start w:val="1"/>
+      <w:numFmt w:val="bullet"/>
+      <w:lvlText w:val=""/>
+      <w:lvlJc w:val="left"/>
+      <w:pPr>
+        <w:tabs>
+          <w:tab w:val="num" w:pos="6480"/>
+        </w:tabs>
+        <w:ind w:left="6480" w:hanging="360"/>
+      </w:pPr>
+      <w:rPr>
+        <w:rFonts w:ascii="Wingdings" w:hAnsi="Wingdings" w:hint="default"/>
+        <w:sz w:val="20"/>
+      </w:rPr>
+    </w:lvl>
+  </w:abstractNum>
+  <w:abstractNum w:abstractNumId="3" w15:restartNumberingAfterBreak="0">
     <w:nsid w:val="128122D7"/>
     <w:multiLevelType w:val="multilevel"/>
     <w:tmpl w:val="729AE8DC"/>
@@ -2622,7 +3818,7 @@
       </w:rPr>
     </w:lvl>
   </w:abstractNum>
-  <w:abstractNum w:abstractNumId="2" w15:restartNumberingAfterBreak="0">
+  <w:abstractNum w:abstractNumId="4" w15:restartNumberingAfterBreak="0">
     <w:nsid w:val="16865A3F"/>
     <w:multiLevelType w:val="multilevel"/>
     <w:tmpl w:val="C9147862"/>
@@ -2771,7 +3967,156 @@
       </w:rPr>
     </w:lvl>
   </w:abstractNum>
-  <w:abstractNum w:abstractNumId="3" w15:restartNumberingAfterBreak="0">
+  <w:abstractNum w:abstractNumId="5" w15:restartNumberingAfterBreak="0">
+    <w:nsid w:val="198F35C9"/>
+    <w:multiLevelType w:val="multilevel"/>
+    <w:tmpl w:val="5276D188"/>
+    <w:lvl w:ilvl="0">
+      <w:start w:val="1"/>
+      <w:numFmt w:val="bullet"/>
+      <w:lvlText w:val=""/>
+      <w:lvlJc w:val="left"/>
+      <w:pPr>
+        <w:tabs>
+          <w:tab w:val="num" w:pos="720"/>
+        </w:tabs>
+        <w:ind w:left="720" w:hanging="360"/>
+      </w:pPr>
+      <w:rPr>
+        <w:rFonts w:ascii="Symbol" w:hAnsi="Symbol" w:hint="default"/>
+        <w:sz w:val="20"/>
+      </w:rPr>
+    </w:lvl>
+    <w:lvl w:ilvl="1" w:tentative="1">
+      <w:start w:val="1"/>
+      <w:numFmt w:val="bullet"/>
+      <w:lvlText w:val="o"/>
+      <w:lvlJc w:val="left"/>
+      <w:pPr>
+        <w:tabs>
+          <w:tab w:val="num" w:pos="1440"/>
+        </w:tabs>
+        <w:ind w:left="1440" w:hanging="360"/>
+      </w:pPr>
+      <w:rPr>
+        <w:rFonts w:ascii="Courier New" w:hAnsi="Courier New" w:hint="default"/>
+        <w:sz w:val="20"/>
+      </w:rPr>
+    </w:lvl>
+    <w:lvl w:ilvl="2" w:tentative="1">
+      <w:start w:val="1"/>
+      <w:numFmt w:val="bullet"/>
+      <w:lvlText w:val=""/>
+      <w:lvlJc w:val="left"/>
+      <w:pPr>
+        <w:tabs>
+          <w:tab w:val="num" w:pos="2160"/>
+        </w:tabs>
+        <w:ind w:left="2160" w:hanging="360"/>
+      </w:pPr>
+      <w:rPr>
+        <w:rFonts w:ascii="Wingdings" w:hAnsi="Wingdings" w:hint="default"/>
+        <w:sz w:val="20"/>
+      </w:rPr>
+    </w:lvl>
+    <w:lvl w:ilvl="3" w:tentative="1">
+      <w:start w:val="1"/>
+      <w:numFmt w:val="bullet"/>
+      <w:lvlText w:val=""/>
+      <w:lvlJc w:val="left"/>
+      <w:pPr>
+        <w:tabs>
+          <w:tab w:val="num" w:pos="2880"/>
+        </w:tabs>
+        <w:ind w:left="2880" w:hanging="360"/>
+      </w:pPr>
+      <w:rPr>
+        <w:rFonts w:ascii="Wingdings" w:hAnsi="Wingdings" w:hint="default"/>
+        <w:sz w:val="20"/>
+      </w:rPr>
+    </w:lvl>
+    <w:lvl w:ilvl="4" w:tentative="1">
+      <w:start w:val="1"/>
+      <w:numFmt w:val="bullet"/>
+      <w:lvlText w:val=""/>
+      <w:lvlJc w:val="left"/>
+      <w:pPr>
+        <w:tabs>
+          <w:tab w:val="num" w:pos="3600"/>
+        </w:tabs>
+        <w:ind w:left="3600" w:hanging="360"/>
+      </w:pPr>
+      <w:rPr>
+        <w:rFonts w:ascii="Wingdings" w:hAnsi="Wingdings" w:hint="default"/>
+        <w:sz w:val="20"/>
+      </w:rPr>
+    </w:lvl>
+    <w:lvl w:ilvl="5" w:tentative="1">
+      <w:start w:val="1"/>
+      <w:numFmt w:val="bullet"/>
+      <w:lvlText w:val=""/>
+      <w:lvlJc w:val="left"/>
+      <w:pPr>
+        <w:tabs>
+          <w:tab w:val="num" w:pos="4320"/>
+        </w:tabs>
+        <w:ind w:left="4320" w:hanging="360"/>
+      </w:pPr>
+      <w:rPr>
+        <w:rFonts w:ascii="Wingdings" w:hAnsi="Wingdings" w:hint="default"/>
+        <w:sz w:val="20"/>
+      </w:rPr>
+    </w:lvl>
+    <w:lvl w:ilvl="6" w:tentative="1">
+      <w:start w:val="1"/>
+      <w:numFmt w:val="bullet"/>
+      <w:lvlText w:val=""/>
+      <w:lvlJc w:val="left"/>
+      <w:pPr>
+        <w:tabs>
+          <w:tab w:val="num" w:pos="5040"/>
+        </w:tabs>
+        <w:ind w:left="5040" w:hanging="360"/>
+      </w:pPr>
+      <w:rPr>
+        <w:rFonts w:ascii="Wingdings" w:hAnsi="Wingdings" w:hint="default"/>
+        <w:sz w:val="20"/>
+      </w:rPr>
+    </w:lvl>
+    <w:lvl w:ilvl="7" w:tentative="1">
+      <w:start w:val="1"/>
+      <w:numFmt w:val="bullet"/>
+      <w:lvlText w:val=""/>
+      <w:lvlJc w:val="left"/>
+      <w:pPr>
+        <w:tabs>
+          <w:tab w:val="num" w:pos="5760"/>
+        </w:tabs>
+        <w:ind w:left="5760" w:hanging="360"/>
+      </w:pPr>
+      <w:rPr>
+        <w:rFonts w:ascii="Wingdings" w:hAnsi="Wingdings" w:hint="default"/>
+        <w:sz w:val="20"/>
+      </w:rPr>
+    </w:lvl>
+    <w:lvl w:ilvl="8" w:tentative="1">
+      <w:start w:val="1"/>
+      <w:numFmt w:val="bullet"/>
+      <w:lvlText w:val=""/>
+      <w:lvlJc w:val="left"/>
+      <w:pPr>
+        <w:tabs>
+          <w:tab w:val="num" w:pos="6480"/>
+        </w:tabs>
+        <w:ind w:left="6480" w:hanging="360"/>
+      </w:pPr>
+      <w:rPr>
+        <w:rFonts w:ascii="Wingdings" w:hAnsi="Wingdings" w:hint="default"/>
+        <w:sz w:val="20"/>
+      </w:rPr>
+    </w:lvl>
+  </w:abstractNum>
+  <w:abstractNum w:abstractNumId="6" w15:restartNumberingAfterBreak="0">
     <w:nsid w:val="1B3E3E91"/>
     <w:multiLevelType w:val="multilevel"/>
     <w:tmpl w:val="F6FE27BE"/>
@@ -2920,7 +4265,7 @@
       </w:rPr>
     </w:lvl>
   </w:abstractNum>
-  <w:abstractNum w:abstractNumId="4" w15:restartNumberingAfterBreak="0">
+  <w:abstractNum w:abstractNumId="7" w15:restartNumberingAfterBreak="0">
     <w:nsid w:val="1C4E13D0"/>
     <w:multiLevelType w:val="multilevel"/>
     <w:tmpl w:val="85E8A830"/>
@@ -3069,7 +4414,305 @@
       </w:rPr>
     </w:lvl>
   </w:abstractNum>
-  <w:abstractNum w:abstractNumId="5" w15:restartNumberingAfterBreak="0">
+  <w:abstractNum w:abstractNumId="8" w15:restartNumberingAfterBreak="0">
+    <w:nsid w:val="272F6A2F"/>
+    <w:multiLevelType w:val="multilevel"/>
+    <w:tmpl w:val="AF1C4F32"/>
+    <w:lvl w:ilvl="0">
+      <w:start w:val="1"/>
+      <w:numFmt w:val="bullet"/>
+      <w:lvlText w:val=""/>
+      <w:lvlJc w:val="left"/>
+      <w:pPr>
+        <w:tabs>
+          <w:tab w:val="num" w:pos="720"/>
+        </w:tabs>
+        <w:ind w:left="720" w:hanging="360"/>
+      </w:pPr>
+      <w:rPr>
+        <w:rFonts w:ascii="Symbol" w:hAnsi="Symbol" w:hint="default"/>
+        <w:sz w:val="20"/>
+      </w:rPr>
+    </w:lvl>
+    <w:lvl w:ilvl="1" w:tentative="1">
+      <w:start w:val="1"/>
+      <w:numFmt w:val="bullet"/>
+      <w:lvlText w:val="o"/>
+      <w:lvlJc w:val="left"/>
+      <w:pPr>
+        <w:tabs>
+          <w:tab w:val="num" w:pos="1440"/>
+        </w:tabs>
+        <w:ind w:left="1440" w:hanging="360"/>
+      </w:pPr>
+      <w:rPr>
+        <w:rFonts w:ascii="Courier New" w:hAnsi="Courier New" w:hint="default"/>
+        <w:sz w:val="20"/>
+      </w:rPr>
+    </w:lvl>
+    <w:lvl w:ilvl="2" w:tentative="1">
+      <w:start w:val="1"/>
+      <w:numFmt w:val="bullet"/>
+      <w:lvlText w:val=""/>
+      <w:lvlJc w:val="left"/>
+      <w:pPr>
+        <w:tabs>
+          <w:tab w:val="num" w:pos="2160"/>
+        </w:tabs>
+        <w:ind w:left="2160" w:hanging="360"/>
+      </w:pPr>
+      <w:rPr>
+        <w:rFonts w:ascii="Wingdings" w:hAnsi="Wingdings" w:hint="default"/>
+        <w:sz w:val="20"/>
+      </w:rPr>
+    </w:lvl>
+    <w:lvl w:ilvl="3" w:tentative="1">
+      <w:start w:val="1"/>
+      <w:numFmt w:val="bullet"/>
+      <w:lvlText w:val=""/>
+      <w:lvlJc w:val="left"/>
+      <w:pPr>
+        <w:tabs>
+          <w:tab w:val="num" w:pos="2880"/>
+        </w:tabs>
+        <w:ind w:left="2880" w:hanging="360"/>
+      </w:pPr>
+      <w:rPr>
+        <w:rFonts w:ascii="Wingdings" w:hAnsi="Wingdings" w:hint="default"/>
+        <w:sz w:val="20"/>
+      </w:rPr>
+    </w:lvl>
+    <w:lvl w:ilvl="4" w:tentative="1">
+      <w:start w:val="1"/>
+      <w:numFmt w:val="bullet"/>
+      <w:lvlText w:val=""/>
+      <w:lvlJc w:val="left"/>
+      <w:pPr>
+        <w:tabs>
+          <w:tab w:val="num" w:pos="3600"/>
+        </w:tabs>
+        <w:ind w:left="3600" w:hanging="360"/>
+      </w:pPr>
+      <w:rPr>
+        <w:rFonts w:ascii="Wingdings" w:hAnsi="Wingdings" w:hint="default"/>
+        <w:sz w:val="20"/>
+      </w:rPr>
+    </w:lvl>
+    <w:lvl w:ilvl="5" w:tentative="1">
+      <w:start w:val="1"/>
+      <w:numFmt w:val="bullet"/>
+      <w:lvlText w:val=""/>
+      <w:lvlJc w:val="left"/>
+      <w:pPr>
+        <w:tabs>
+          <w:tab w:val="num" w:pos="4320"/>
+        </w:tabs>
+        <w:ind w:left="4320" w:hanging="360"/>
+      </w:pPr>
+      <w:rPr>
+        <w:rFonts w:ascii="Wingdings" w:hAnsi="Wingdings" w:hint="default"/>
+        <w:sz w:val="20"/>
+      </w:rPr>
+    </w:lvl>
+    <w:lvl w:ilvl="6" w:tentative="1">
+      <w:start w:val="1"/>
+      <w:numFmt w:val="bullet"/>
+      <w:lvlText w:val=""/>
+      <w:lvlJc w:val="left"/>
+      <w:pPr>
+        <w:tabs>
+          <w:tab w:val="num" w:pos="5040"/>
+        </w:tabs>
+        <w:ind w:left="5040" w:hanging="360"/>
+      </w:pPr>
+      <w:rPr>
+        <w:rFonts w:ascii="Wingdings" w:hAnsi="Wingdings" w:hint="default"/>
+        <w:sz w:val="20"/>
+      </w:rPr>
+    </w:lvl>
+    <w:lvl w:ilvl="7" w:tentative="1">
+      <w:start w:val="1"/>
+      <w:numFmt w:val="bullet"/>
+      <w:lvlText w:val=""/>
+      <w:lvlJc w:val="left"/>
+      <w:pPr>
+        <w:tabs>
+          <w:tab w:val="num" w:pos="5760"/>
+        </w:tabs>
+        <w:ind w:left="5760" w:hanging="360"/>
+      </w:pPr>
+      <w:rPr>
+        <w:rFonts w:ascii="Wingdings" w:hAnsi="Wingdings" w:hint="default"/>
+        <w:sz w:val="20"/>
+      </w:rPr>
+    </w:lvl>
+    <w:lvl w:ilvl="8" w:tentative="1">
+      <w:start w:val="1"/>
+      <w:numFmt w:val="bullet"/>
+      <w:lvlText w:val=""/>
+      <w:lvlJc w:val="left"/>
+      <w:pPr>
+        <w:tabs>
+          <w:tab w:val="num" w:pos="6480"/>
+        </w:tabs>
+        <w:ind w:left="6480" w:hanging="360"/>
+      </w:pPr>
+      <w:rPr>
+        <w:rFonts w:ascii="Wingdings" w:hAnsi="Wingdings" w:hint="default"/>
+        <w:sz w:val="20"/>
+      </w:rPr>
+    </w:lvl>
+  </w:abstractNum>
+  <w:abstractNum w:abstractNumId="9" w15:restartNumberingAfterBreak="0">
+    <w:nsid w:val="2D8339E9"/>
+    <w:multiLevelType w:val="multilevel"/>
+    <w:tmpl w:val="AFFCCDB6"/>
+    <w:lvl w:ilvl="0">
+      <w:start w:val="1"/>
+      <w:numFmt w:val="bullet"/>
+      <w:lvlText w:val=""/>
+      <w:lvlJc w:val="left"/>
+      <w:pPr>
+        <w:tabs>
+          <w:tab w:val="num" w:pos="720"/>
+        </w:tabs>
+        <w:ind w:left="720" w:hanging="360"/>
+      </w:pPr>
+      <w:rPr>
+        <w:rFonts w:ascii="Symbol" w:hAnsi="Symbol" w:hint="default"/>
+        <w:sz w:val="20"/>
+      </w:rPr>
+    </w:lvl>
+    <w:lvl w:ilvl="1" w:tentative="1">
+      <w:start w:val="1"/>
+      <w:numFmt w:val="bullet"/>
+      <w:lvlText w:val="o"/>
+      <w:lvlJc w:val="left"/>
+      <w:pPr>
+        <w:tabs>
+          <w:tab w:val="num" w:pos="1440"/>
+        </w:tabs>
+        <w:ind w:left="1440" w:hanging="360"/>
+      </w:pPr>
+      <w:rPr>
+        <w:rFonts w:ascii="Courier New" w:hAnsi="Courier New" w:hint="default"/>
+        <w:sz w:val="20"/>
+      </w:rPr>
+    </w:lvl>
+    <w:lvl w:ilvl="2" w:tentative="1">
+      <w:start w:val="1"/>
+      <w:numFmt w:val="bullet"/>
+      <w:lvlText w:val=""/>
+      <w:lvlJc w:val="left"/>
+      <w:pPr>
+        <w:tabs>
+          <w:tab w:val="num" w:pos="2160"/>
+        </w:tabs>
+        <w:ind w:left="2160" w:hanging="360"/>
+      </w:pPr>
+      <w:rPr>
+        <w:rFonts w:ascii="Wingdings" w:hAnsi="Wingdings" w:hint="default"/>
+        <w:sz w:val="20"/>
+      </w:rPr>
+    </w:lvl>
+    <w:lvl w:ilvl="3" w:tentative="1">
+      <w:start w:val="1"/>
+      <w:numFmt w:val="bullet"/>
+      <w:lvlText w:val=""/>
+      <w:lvlJc w:val="left"/>
+      <w:pPr>
+        <w:tabs>
+          <w:tab w:val="num" w:pos="2880"/>
+        </w:tabs>
+        <w:ind w:left="2880" w:hanging="360"/>
+      </w:pPr>
+      <w:rPr>
+        <w:rFonts w:ascii="Wingdings" w:hAnsi="Wingdings" w:hint="default"/>
+        <w:sz w:val="20"/>
+      </w:rPr>
+    </w:lvl>
+    <w:lvl w:ilvl="4" w:tentative="1">
+      <w:start w:val="1"/>
+      <w:numFmt w:val="bullet"/>
+      <w:lvlText w:val=""/>
+      <w:lvlJc w:val="left"/>
+      <w:pPr>
+        <w:tabs>
+          <w:tab w:val="num" w:pos="3600"/>
+        </w:tabs>
+        <w:ind w:left="3600" w:hanging="360"/>
+      </w:pPr>
+      <w:rPr>
+        <w:rFonts w:ascii="Wingdings" w:hAnsi="Wingdings" w:hint="default"/>
+        <w:sz w:val="20"/>
+      </w:rPr>
+    </w:lvl>
+    <w:lvl w:ilvl="5" w:tentative="1">
+      <w:start w:val="1"/>
+      <w:numFmt w:val="bullet"/>
+      <w:lvlText w:val=""/>
+      <w:lvlJc w:val="left"/>
+      <w:pPr>
+        <w:tabs>
+          <w:tab w:val="num" w:pos="4320"/>
+        </w:tabs>
+        <w:ind w:left="4320" w:hanging="360"/>
+      </w:pPr>
+      <w:rPr>
+        <w:rFonts w:ascii="Wingdings" w:hAnsi="Wingdings" w:hint="default"/>
+        <w:sz w:val="20"/>
+      </w:rPr>
+    </w:lvl>
+    <w:lvl w:ilvl="6" w:tentative="1">
+      <w:start w:val="1"/>
+      <w:numFmt w:val="bullet"/>
+      <w:lvlText w:val=""/>
+      <w:lvlJc w:val="left"/>
+      <w:pPr>
+        <w:tabs>
+          <w:tab w:val="num" w:pos="5040"/>
+        </w:tabs>
+        <w:ind w:left="5040" w:hanging="360"/>
+      </w:pPr>
+      <w:rPr>
+        <w:rFonts w:ascii="Wingdings" w:hAnsi="Wingdings" w:hint="default"/>
+        <w:sz w:val="20"/>
+      </w:rPr>
+    </w:lvl>
+    <w:lvl w:ilvl="7" w:tentative="1">
+      <w:start w:val="1"/>
+      <w:numFmt w:val="bullet"/>
+      <w:lvlText w:val=""/>
+      <w:lvlJc w:val="left"/>
+      <w:pPr>
+        <w:tabs>
+          <w:tab w:val="num" w:pos="5760"/>
+        </w:tabs>
+        <w:ind w:left="5760" w:hanging="360"/>
+      </w:pPr>
+      <w:rPr>
+        <w:rFonts w:ascii="Wingdings" w:hAnsi="Wingdings" w:hint="default"/>
+        <w:sz w:val="20"/>
+      </w:rPr>
+    </w:lvl>
+    <w:lvl w:ilvl="8" w:tentative="1">
+      <w:start w:val="1"/>
+      <w:numFmt w:val="bullet"/>
+      <w:lvlText w:val=""/>
+      <w:lvlJc w:val="left"/>
+      <w:pPr>
+        <w:tabs>
+          <w:tab w:val="num" w:pos="6480"/>
+        </w:tabs>
+        <w:ind w:left="6480" w:hanging="360"/>
+      </w:pPr>
+      <w:rPr>
+        <w:rFonts w:ascii="Wingdings" w:hAnsi="Wingdings" w:hint="default"/>
+        <w:sz w:val="20"/>
+      </w:rPr>
+    </w:lvl>
+  </w:abstractNum>
+  <w:abstractNum w:abstractNumId="10" w15:restartNumberingAfterBreak="0">
     <w:nsid w:val="2DFD0B9E"/>
     <w:multiLevelType w:val="multilevel"/>
     <w:tmpl w:val="CF6263CE"/>
@@ -3218,7 +4861,269 @@
       </w:rPr>
     </w:lvl>
   </w:abstractNum>
-  <w:abstractNum w:abstractNumId="6" w15:restartNumberingAfterBreak="0">
+  <w:abstractNum w:abstractNumId="11" w15:restartNumberingAfterBreak="0">
+    <w:nsid w:val="3414243F"/>
+    <w:multiLevelType w:val="multilevel"/>
+    <w:tmpl w:val="77C0624C"/>
+    <w:lvl w:ilvl="0">
+      <w:start w:val="1"/>
+      <w:numFmt w:val="bullet"/>
+      <w:lvlText w:val=""/>
+      <w:lvlJc w:val="left"/>
+      <w:pPr>
+        <w:tabs>
+          <w:tab w:val="num" w:pos="720"/>
+        </w:tabs>
+        <w:ind w:left="720" w:hanging="360"/>
+      </w:pPr>
+      <w:rPr>
+        <w:rFonts w:ascii="Symbol" w:hAnsi="Symbol" w:hint="default"/>
+        <w:sz w:val="20"/>
+      </w:rPr>
+    </w:lvl>
+    <w:lvl w:ilvl="1" w:tentative="1">
+      <w:start w:val="1"/>
+      <w:numFmt w:val="bullet"/>
+      <w:lvlText w:val="o"/>
+      <w:lvlJc w:val="left"/>
+      <w:pPr>
+        <w:tabs>
+          <w:tab w:val="num" w:pos="1440"/>
+        </w:tabs>
+        <w:ind w:left="1440" w:hanging="360"/>
+      </w:pPr>
+      <w:rPr>
+        <w:rFonts w:ascii="Courier New" w:hAnsi="Courier New" w:hint="default"/>
+        <w:sz w:val="20"/>
+      </w:rPr>
+    </w:lvl>
+    <w:lvl w:ilvl="2" w:tentative="1">
+      <w:start w:val="1"/>
+      <w:numFmt w:val="bullet"/>
+      <w:lvlText w:val=""/>
+      <w:lvlJc w:val="left"/>
+      <w:pPr>
+        <w:tabs>
+          <w:tab w:val="num" w:pos="2160"/>
+        </w:tabs>
+        <w:ind w:left="2160" w:hanging="360"/>
+      </w:pPr>
+      <w:rPr>
+        <w:rFonts w:ascii="Wingdings" w:hAnsi="Wingdings" w:hint="default"/>
+        <w:sz w:val="20"/>
+      </w:rPr>
+    </w:lvl>
+    <w:lvl w:ilvl="3" w:tentative="1">
+      <w:start w:val="1"/>
+      <w:numFmt w:val="bullet"/>
+      <w:lvlText w:val=""/>
+      <w:lvlJc w:val="left"/>
+      <w:pPr>
+        <w:tabs>
+          <w:tab w:val="num" w:pos="2880"/>
+        </w:tabs>
+        <w:ind w:left="2880" w:hanging="360"/>
+      </w:pPr>
+      <w:rPr>
+        <w:rFonts w:ascii="Wingdings" w:hAnsi="Wingdings" w:hint="default"/>
+        <w:sz w:val="20"/>
+      </w:rPr>
+    </w:lvl>
+    <w:lvl w:ilvl="4" w:tentative="1">
+      <w:start w:val="1"/>
+      <w:numFmt w:val="bullet"/>
+      <w:lvlText w:val=""/>
+      <w:lvlJc w:val="left"/>
+      <w:pPr>
+        <w:tabs>
+          <w:tab w:val="num" w:pos="3600"/>
+        </w:tabs>
+        <w:ind w:left="3600" w:hanging="360"/>
+      </w:pPr>
+      <w:rPr>
+        <w:rFonts w:ascii="Wingdings" w:hAnsi="Wingdings" w:hint="default"/>
+        <w:sz w:val="20"/>
+      </w:rPr>
+    </w:lvl>
+    <w:lvl w:ilvl="5" w:tentative="1">
+      <w:start w:val="1"/>
+      <w:numFmt w:val="bullet"/>
+      <w:lvlText w:val=""/>
+      <w:lvlJc w:val="left"/>
+      <w:pPr>
+        <w:tabs>
+          <w:tab w:val="num" w:pos="4320"/>
+        </w:tabs>
+        <w:ind w:left="4320" w:hanging="360"/>
+      </w:pPr>
+      <w:rPr>
+        <w:rFonts w:ascii="Wingdings" w:hAnsi="Wingdings" w:hint="default"/>
+        <w:sz w:val="20"/>
+      </w:rPr>
+    </w:lvl>
+    <w:lvl w:ilvl="6" w:tentative="1">
+      <w:start w:val="1"/>
+      <w:numFmt w:val="bullet"/>
+      <w:lvlText w:val=""/>
+      <w:lvlJc w:val="left"/>
+      <w:pPr>
+        <w:tabs>
+          <w:tab w:val="num" w:pos="5040"/>
+        </w:tabs>
+        <w:ind w:left="5040" w:hanging="360"/>
+      </w:pPr>
+      <w:rPr>
+        <w:rFonts w:ascii="Wingdings" w:hAnsi="Wingdings" w:hint="default"/>
+        <w:sz w:val="20"/>
+      </w:rPr>
+    </w:lvl>
+    <w:lvl w:ilvl="7" w:tentative="1">
+      <w:start w:val="1"/>
+      <w:numFmt w:val="bullet"/>
+      <w:lvlText w:val=""/>
+      <w:lvlJc w:val="left"/>
+      <w:pPr>
+        <w:tabs>
+          <w:tab w:val="num" w:pos="5760"/>
+        </w:tabs>
+        <w:ind w:left="5760" w:hanging="360"/>
+      </w:pPr>
+      <w:rPr>
+        <w:rFonts w:ascii="Wingdings" w:hAnsi="Wingdings" w:hint="default"/>
+        <w:sz w:val="20"/>
+      </w:rPr>
+    </w:lvl>
+    <w:lvl w:ilvl="8" w:tentative="1">
+      <w:start w:val="1"/>
+      <w:numFmt w:val="bullet"/>
+      <w:lvlText w:val=""/>
+      <w:lvlJc w:val="left"/>
+      <w:pPr>
+        <w:tabs>
+          <w:tab w:val="num" w:pos="6480"/>
+        </w:tabs>
+        <w:ind w:left="6480" w:hanging="360"/>
+      </w:pPr>
+      <w:rPr>
+        <w:rFonts w:ascii="Wingdings" w:hAnsi="Wingdings" w:hint="default"/>
+        <w:sz w:val="20"/>
+      </w:rPr>
+    </w:lvl>
+  </w:abstractNum>
+  <w:abstractNum w:abstractNumId="12" w15:restartNumberingAfterBreak="0">
+    <w:nsid w:val="37AE5D9C"/>
+    <w:multiLevelType w:val="multilevel"/>
+    <w:tmpl w:val="F0520EAA"/>
+    <w:lvl w:ilvl="0">
+      <w:start w:val="1"/>
+      <w:numFmt w:val="decimal"/>
+      <w:lvlText w:val="%1."/>
+      <w:lvlJc w:val="left"/>
+      <w:pPr>
+        <w:tabs>
+          <w:tab w:val="num" w:pos="720"/>
+        </w:tabs>
+        <w:ind w:left="720" w:hanging="360"/>
+      </w:pPr>
+    </w:lvl>
+    <w:lvl w:ilvl="1" w:tentative="1">
+      <w:start w:val="1"/>
+      <w:numFmt w:val="decimal"/>
+      <w:lvlText w:val="%2."/>
+      <w:lvlJc w:val="left"/>
+      <w:pPr>
+        <w:tabs>
+          <w:tab w:val="num" w:pos="1440"/>
+        </w:tabs>
+        <w:ind w:left="1440" w:hanging="360"/>
+      </w:pPr>
+    </w:lvl>
+    <w:lvl w:ilvl="2" w:tentative="1">
+      <w:start w:val="1"/>
+      <w:numFmt w:val="decimal"/>
+      <w:lvlText w:val="%3."/>
+      <w:lvlJc w:val="left"/>
+      <w:pPr>
+        <w:tabs>
+          <w:tab w:val="num" w:pos="2160"/>
+        </w:tabs>
+        <w:ind w:left="2160" w:hanging="360"/>
+      </w:pPr>
+    </w:lvl>
+    <w:lvl w:ilvl="3" w:tentative="1">
+      <w:start w:val="1"/>
+      <w:numFmt w:val="decimal"/>
+      <w:lvlText w:val="%4."/>
+      <w:lvlJc w:val="left"/>
+      <w:pPr>
+        <w:tabs>
+          <w:tab w:val="num" w:pos="2880"/>
+        </w:tabs>
+        <w:ind w:left="2880" w:hanging="360"/>
+      </w:pPr>
+    </w:lvl>
+    <w:lvl w:ilvl="4" w:tentative="1">
+      <w:start w:val="1"/>
+      <w:numFmt w:val="decimal"/>
+      <w:lvlText w:val="%5."/>
+      <w:lvlJc w:val="left"/>
+      <w:pPr>
+        <w:tabs>
+          <w:tab w:val="num" w:pos="3600"/>
+        </w:tabs>
+        <w:ind w:left="3600" w:hanging="360"/>
+      </w:pPr>
+    </w:lvl>
+    <w:lvl w:ilvl="5" w:tentative="1">
+      <w:start w:val="1"/>
+      <w:numFmt w:val="decimal"/>
+      <w:lvlText w:val="%6."/>
+      <w:lvlJc w:val="left"/>
+      <w:pPr>
+        <w:tabs>
+          <w:tab w:val="num" w:pos="4320"/>
+        </w:tabs>
+        <w:ind w:left="4320" w:hanging="360"/>
+      </w:pPr>
+    </w:lvl>
+    <w:lvl w:ilvl="6" w:tentative="1">
+      <w:start w:val="1"/>
+      <w:numFmt w:val="decimal"/>
+      <w:lvlText w:val="%7."/>
+      <w:lvlJc w:val="left"/>
+      <w:pPr>
+        <w:tabs>
+          <w:tab w:val="num" w:pos="5040"/>
+        </w:tabs>
+        <w:ind w:left="5040" w:hanging="360"/>
+      </w:pPr>
+    </w:lvl>
+    <w:lvl w:ilvl="7" w:tentative="1">
+      <w:start w:val="1"/>
+      <w:numFmt w:val="decimal"/>
+      <w:lvlText w:val="%8."/>
+      <w:lvlJc w:val="left"/>
+      <w:pPr>
+        <w:tabs>
+          <w:tab w:val="num" w:pos="5760"/>
+        </w:tabs>
+        <w:ind w:left="5760" w:hanging="360"/>
+      </w:pPr>
+    </w:lvl>
+    <w:lvl w:ilvl="8" w:tentative="1">
+      <w:start w:val="1"/>
+      <w:numFmt w:val="decimal"/>
+      <w:lvlText w:val="%9."/>
+      <w:lvlJc w:val="left"/>
+      <w:pPr>
+        <w:tabs>
+          <w:tab w:val="num" w:pos="6480"/>
+        </w:tabs>
+        <w:ind w:left="6480" w:hanging="360"/>
+      </w:pPr>
+    </w:lvl>
+  </w:abstractNum>
+  <w:abstractNum w:abstractNumId="13" w15:restartNumberingAfterBreak="0">
     <w:nsid w:val="3AE345DA"/>
     <w:multiLevelType w:val="multilevel"/>
     <w:tmpl w:val="22A45134"/>
@@ -3367,7 +5272,7 @@
       </w:rPr>
     </w:lvl>
   </w:abstractNum>
-  <w:abstractNum w:abstractNumId="7" w15:restartNumberingAfterBreak="0">
+  <w:abstractNum w:abstractNumId="14" w15:restartNumberingAfterBreak="0">
     <w:nsid w:val="3AE77EBA"/>
     <w:multiLevelType w:val="multilevel"/>
     <w:tmpl w:val="F29863FA"/>
@@ -3516,7 +5421,269 @@
       </w:rPr>
     </w:lvl>
   </w:abstractNum>
-  <w:abstractNum w:abstractNumId="8" w15:restartNumberingAfterBreak="0">
+  <w:abstractNum w:abstractNumId="15" w15:restartNumberingAfterBreak="0">
+    <w:nsid w:val="48E40E85"/>
+    <w:multiLevelType w:val="multilevel"/>
+    <w:tmpl w:val="4BD82BE0"/>
+    <w:lvl w:ilvl="0">
+      <w:start w:val="3"/>
+      <w:numFmt w:val="decimal"/>
+      <w:lvlText w:val="%1."/>
+      <w:lvlJc w:val="left"/>
+      <w:pPr>
+        <w:tabs>
+          <w:tab w:val="num" w:pos="720"/>
+        </w:tabs>
+        <w:ind w:left="720" w:hanging="360"/>
+      </w:pPr>
+    </w:lvl>
+    <w:lvl w:ilvl="1" w:tentative="1">
+      <w:start w:val="1"/>
+      <w:numFmt w:val="decimal"/>
+      <w:lvlText w:val="%2."/>
+      <w:lvlJc w:val="left"/>
+      <w:pPr>
+        <w:tabs>
+          <w:tab w:val="num" w:pos="1440"/>
+        </w:tabs>
+        <w:ind w:left="1440" w:hanging="360"/>
+      </w:pPr>
+    </w:lvl>
+    <w:lvl w:ilvl="2" w:tentative="1">
+      <w:start w:val="1"/>
+      <w:numFmt w:val="decimal"/>
+      <w:lvlText w:val="%3."/>
+      <w:lvlJc w:val="left"/>
+      <w:pPr>
+        <w:tabs>
+          <w:tab w:val="num" w:pos="2160"/>
+        </w:tabs>
+        <w:ind w:left="2160" w:hanging="360"/>
+      </w:pPr>
+    </w:lvl>
+    <w:lvl w:ilvl="3" w:tentative="1">
+      <w:start w:val="1"/>
+      <w:numFmt w:val="decimal"/>
+      <w:lvlText w:val="%4."/>
+      <w:lvlJc w:val="left"/>
+      <w:pPr>
+        <w:tabs>
+          <w:tab w:val="num" w:pos="2880"/>
+        </w:tabs>
+        <w:ind w:left="2880" w:hanging="360"/>
+      </w:pPr>
+    </w:lvl>
+    <w:lvl w:ilvl="4" w:tentative="1">
+      <w:start w:val="1"/>
+      <w:numFmt w:val="decimal"/>
+      <w:lvlText w:val="%5."/>
+      <w:lvlJc w:val="left"/>
+      <w:pPr>
+        <w:tabs>
+          <w:tab w:val="num" w:pos="3600"/>
+        </w:tabs>
+        <w:ind w:left="3600" w:hanging="360"/>
+      </w:pPr>
+    </w:lvl>
+    <w:lvl w:ilvl="5" w:tentative="1">
+      <w:start w:val="1"/>
+      <w:numFmt w:val="decimal"/>
+      <w:lvlText w:val="%6."/>
+      <w:lvlJc w:val="left"/>
+      <w:pPr>
+        <w:tabs>
+          <w:tab w:val="num" w:pos="4320"/>
+        </w:tabs>
+        <w:ind w:left="4320" w:hanging="360"/>
+      </w:pPr>
+    </w:lvl>
+    <w:lvl w:ilvl="6" w:tentative="1">
+      <w:start w:val="1"/>
+      <w:numFmt w:val="decimal"/>
+      <w:lvlText w:val="%7."/>
+      <w:lvlJc w:val="left"/>
+      <w:pPr>
+        <w:tabs>
+          <w:tab w:val="num" w:pos="5040"/>
+        </w:tabs>
+        <w:ind w:left="5040" w:hanging="360"/>
+      </w:pPr>
+    </w:lvl>
+    <w:lvl w:ilvl="7" w:tentative="1">
+      <w:start w:val="1"/>
+      <w:numFmt w:val="decimal"/>
+      <w:lvlText w:val="%8."/>
+      <w:lvlJc w:val="left"/>
+      <w:pPr>
+        <w:tabs>
+          <w:tab w:val="num" w:pos="5760"/>
+        </w:tabs>
+        <w:ind w:left="5760" w:hanging="360"/>
+      </w:pPr>
+    </w:lvl>
+    <w:lvl w:ilvl="8" w:tentative="1">
+      <w:start w:val="1"/>
+      <w:numFmt w:val="decimal"/>
+      <w:lvlText w:val="%9."/>
+      <w:lvlJc w:val="left"/>
+      <w:pPr>
+        <w:tabs>
+          <w:tab w:val="num" w:pos="6480"/>
+        </w:tabs>
+        <w:ind w:left="6480" w:hanging="360"/>
+      </w:pPr>
+    </w:lvl>
+  </w:abstractNum>
+  <w:abstractNum w:abstractNumId="16" w15:restartNumberingAfterBreak="0">
+    <w:nsid w:val="496871B7"/>
+    <w:multiLevelType w:val="multilevel"/>
+    <w:tmpl w:val="7E82E536"/>
+    <w:lvl w:ilvl="0">
+      <w:start w:val="1"/>
+      <w:numFmt w:val="bullet"/>
+      <w:lvlText w:val=""/>
+      <w:lvlJc w:val="left"/>
+      <w:pPr>
+        <w:tabs>
+          <w:tab w:val="num" w:pos="720"/>
+        </w:tabs>
+        <w:ind w:left="720" w:hanging="360"/>
+      </w:pPr>
+      <w:rPr>
+        <w:rFonts w:ascii="Symbol" w:hAnsi="Symbol" w:hint="default"/>
+        <w:sz w:val="20"/>
+      </w:rPr>
+    </w:lvl>
+    <w:lvl w:ilvl="1">
+      <w:start w:val="1"/>
+      <w:numFmt w:val="bullet"/>
+      <w:lvlText w:val="o"/>
+      <w:lvlJc w:val="left"/>
+      <w:pPr>
+        <w:tabs>
+          <w:tab w:val="num" w:pos="1440"/>
+        </w:tabs>
+        <w:ind w:left="1440" w:hanging="360"/>
+      </w:pPr>
+      <w:rPr>
+        <w:rFonts w:ascii="Courier New" w:hAnsi="Courier New" w:hint="default"/>
+        <w:sz w:val="20"/>
+      </w:rPr>
+    </w:lvl>
+    <w:lvl w:ilvl="2" w:tentative="1">
+      <w:start w:val="1"/>
+      <w:numFmt w:val="bullet"/>
+      <w:lvlText w:val=""/>
+      <w:lvlJc w:val="left"/>
+      <w:pPr>
+        <w:tabs>
+          <w:tab w:val="num" w:pos="2160"/>
+        </w:tabs>
+        <w:ind w:left="2160" w:hanging="360"/>
+      </w:pPr>
+      <w:rPr>
+        <w:rFonts w:ascii="Wingdings" w:hAnsi="Wingdings" w:hint="default"/>
+        <w:sz w:val="20"/>
+      </w:rPr>
+    </w:lvl>
+    <w:lvl w:ilvl="3" w:tentative="1">
+      <w:start w:val="1"/>
+      <w:numFmt w:val="bullet"/>
+      <w:lvlText w:val=""/>
+      <w:lvlJc w:val="left"/>
+      <w:pPr>
+        <w:tabs>
+          <w:tab w:val="num" w:pos="2880"/>
+        </w:tabs>
+        <w:ind w:left="2880" w:hanging="360"/>
+      </w:pPr>
+      <w:rPr>
+        <w:rFonts w:ascii="Wingdings" w:hAnsi="Wingdings" w:hint="default"/>
+        <w:sz w:val="20"/>
+      </w:rPr>
+    </w:lvl>
+    <w:lvl w:ilvl="4" w:tentative="1">
+      <w:start w:val="1"/>
+      <w:numFmt w:val="bullet"/>
+      <w:lvlText w:val=""/>
+      <w:lvlJc w:val="left"/>
+      <w:pPr>
+        <w:tabs>
+          <w:tab w:val="num" w:pos="3600"/>
+        </w:tabs>
+        <w:ind w:left="3600" w:hanging="360"/>
+      </w:pPr>
+      <w:rPr>
+        <w:rFonts w:ascii="Wingdings" w:hAnsi="Wingdings" w:hint="default"/>
+        <w:sz w:val="20"/>
+      </w:rPr>
+    </w:lvl>
+    <w:lvl w:ilvl="5" w:tentative="1">
+      <w:start w:val="1"/>
+      <w:numFmt w:val="bullet"/>
+      <w:lvlText w:val=""/>
+      <w:lvlJc w:val="left"/>
+      <w:pPr>
+        <w:tabs>
+          <w:tab w:val="num" w:pos="4320"/>
+        </w:tabs>
+        <w:ind w:left="4320" w:hanging="360"/>
+      </w:pPr>
+      <w:rPr>
+        <w:rFonts w:ascii="Wingdings" w:hAnsi="Wingdings" w:hint="default"/>
+        <w:sz w:val="20"/>
+      </w:rPr>
+    </w:lvl>
+    <w:lvl w:ilvl="6" w:tentative="1">
+      <w:start w:val="1"/>
+      <w:numFmt w:val="bullet"/>
+      <w:lvlText w:val=""/>
+      <w:lvlJc w:val="left"/>
+      <w:pPr>
+        <w:tabs>
+          <w:tab w:val="num" w:pos="5040"/>
+        </w:tabs>
+        <w:ind w:left="5040" w:hanging="360"/>
+      </w:pPr>
+      <w:rPr>
+        <w:rFonts w:ascii="Wingdings" w:hAnsi="Wingdings" w:hint="default"/>
+        <w:sz w:val="20"/>
+      </w:rPr>
+    </w:lvl>
+    <w:lvl w:ilvl="7" w:tentative="1">
+      <w:start w:val="1"/>
+      <w:numFmt w:val="bullet"/>
+      <w:lvlText w:val=""/>
+      <w:lvlJc w:val="left"/>
+      <w:pPr>
+        <w:tabs>
+          <w:tab w:val="num" w:pos="5760"/>
+        </w:tabs>
+        <w:ind w:left="5760" w:hanging="360"/>
+      </w:pPr>
+      <w:rPr>
+        <w:rFonts w:ascii="Wingdings" w:hAnsi="Wingdings" w:hint="default"/>
+        <w:sz w:val="20"/>
+      </w:rPr>
+    </w:lvl>
+    <w:lvl w:ilvl="8" w:tentative="1">
+      <w:start w:val="1"/>
+      <w:numFmt w:val="bullet"/>
+      <w:lvlText w:val=""/>
+      <w:lvlJc w:val="left"/>
+      <w:pPr>
+        <w:tabs>
+          <w:tab w:val="num" w:pos="6480"/>
+        </w:tabs>
+        <w:ind w:left="6480" w:hanging="360"/>
+      </w:pPr>
+      <w:rPr>
+        <w:rFonts w:ascii="Wingdings" w:hAnsi="Wingdings" w:hint="default"/>
+        <w:sz w:val="20"/>
+      </w:rPr>
+    </w:lvl>
+  </w:abstractNum>
+  <w:abstractNum w:abstractNumId="17" w15:restartNumberingAfterBreak="0">
     <w:nsid w:val="4CEA6A4E"/>
     <w:multiLevelType w:val="multilevel"/>
     <w:tmpl w:val="1902CF3A"/>
@@ -3665,7 +5832,120 @@
       </w:rPr>
     </w:lvl>
   </w:abstractNum>
-  <w:abstractNum w:abstractNumId="9" w15:restartNumberingAfterBreak="0">
+  <w:abstractNum w:abstractNumId="18" w15:restartNumberingAfterBreak="0">
+    <w:nsid w:val="4F7F7B7F"/>
+    <w:multiLevelType w:val="multilevel"/>
+    <w:tmpl w:val="1BD64282"/>
+    <w:lvl w:ilvl="0">
+      <w:start w:val="2"/>
+      <w:numFmt w:val="decimal"/>
+      <w:lvlText w:val="%1."/>
+      <w:lvlJc w:val="left"/>
+      <w:pPr>
+        <w:tabs>
+          <w:tab w:val="num" w:pos="720"/>
+        </w:tabs>
+        <w:ind w:left="720" w:hanging="360"/>
+      </w:pPr>
+    </w:lvl>
+    <w:lvl w:ilvl="1" w:tentative="1">
+      <w:start w:val="1"/>
+      <w:numFmt w:val="decimal"/>
+      <w:lvlText w:val="%2."/>
+      <w:lvlJc w:val="left"/>
+      <w:pPr>
+        <w:tabs>
+          <w:tab w:val="num" w:pos="1440"/>
+        </w:tabs>
+        <w:ind w:left="1440" w:hanging="360"/>
+      </w:pPr>
+    </w:lvl>
+    <w:lvl w:ilvl="2" w:tentative="1">
+      <w:start w:val="1"/>
+      <w:numFmt w:val="decimal"/>
+      <w:lvlText w:val="%3."/>
+      <w:lvlJc w:val="left"/>
+      <w:pPr>
+        <w:tabs>
+          <w:tab w:val="num" w:pos="2160"/>
+        </w:tabs>
+        <w:ind w:left="2160" w:hanging="360"/>
+      </w:pPr>
+    </w:lvl>
+    <w:lvl w:ilvl="3" w:tentative="1">
+      <w:start w:val="1"/>
+      <w:numFmt w:val="decimal"/>
+      <w:lvlText w:val="%4."/>
+      <w:lvlJc w:val="left"/>
+      <w:pPr>
+        <w:tabs>
+          <w:tab w:val="num" w:pos="2880"/>
+        </w:tabs>
+        <w:ind w:left="2880" w:hanging="360"/>
+      </w:pPr>
+    </w:lvl>
+    <w:lvl w:ilvl="4" w:tentative="1">
+      <w:start w:val="1"/>
+      <w:numFmt w:val="decimal"/>
+      <w:lvlText w:val="%5."/>
+      <w:lvlJc w:val="left"/>
+      <w:pPr>
+        <w:tabs>
+          <w:tab w:val="num" w:pos="3600"/>
+        </w:tabs>
+        <w:ind w:left="3600" w:hanging="360"/>
+      </w:pPr>
+    </w:lvl>
+    <w:lvl w:ilvl="5" w:tentative="1">
+      <w:start w:val="1"/>
+      <w:numFmt w:val="decimal"/>
+      <w:lvlText w:val="%6."/>
+      <w:lvlJc w:val="left"/>
+      <w:pPr>
+        <w:tabs>
+          <w:tab w:val="num" w:pos="4320"/>
+        </w:tabs>
+        <w:ind w:left="4320" w:hanging="360"/>
+      </w:pPr>
+    </w:lvl>
+    <w:lvl w:ilvl="6" w:tentative="1">
+      <w:start w:val="1"/>
+      <w:numFmt w:val="decimal"/>
+      <w:lvlText w:val="%7."/>
+      <w:lvlJc w:val="left"/>
+      <w:pPr>
+        <w:tabs>
+          <w:tab w:val="num" w:pos="5040"/>
+        </w:tabs>
+        <w:ind w:left="5040" w:hanging="360"/>
+      </w:pPr>
+    </w:lvl>
+    <w:lvl w:ilvl="7" w:tentative="1">
+      <w:start w:val="1"/>
+      <w:numFmt w:val="decimal"/>
+      <w:lvlText w:val="%8."/>
+      <w:lvlJc w:val="left"/>
+      <w:pPr>
+        <w:tabs>
+          <w:tab w:val="num" w:pos="5760"/>
+        </w:tabs>
+        <w:ind w:left="5760" w:hanging="360"/>
+      </w:pPr>
+    </w:lvl>
+    <w:lvl w:ilvl="8" w:tentative="1">
+      <w:start w:val="1"/>
+      <w:numFmt w:val="decimal"/>
+      <w:lvlText w:val="%9."/>
+      <w:lvlJc w:val="left"/>
+      <w:pPr>
+        <w:tabs>
+          <w:tab w:val="num" w:pos="6480"/>
+        </w:tabs>
+        <w:ind w:left="6480" w:hanging="360"/>
+      </w:pPr>
+    </w:lvl>
+  </w:abstractNum>
+  <w:abstractNum w:abstractNumId="19" w15:restartNumberingAfterBreak="0">
     <w:nsid w:val="57675B8F"/>
     <w:multiLevelType w:val="multilevel"/>
     <w:tmpl w:val="7D42DABC"/>
@@ -3814,7 +6094,7 @@
       </w:rPr>
     </w:lvl>
   </w:abstractNum>
-  <w:abstractNum w:abstractNumId="10" w15:restartNumberingAfterBreak="0">
+  <w:abstractNum w:abstractNumId="20" w15:restartNumberingAfterBreak="0">
     <w:nsid w:val="58E2237B"/>
     <w:multiLevelType w:val="multilevel"/>
     <w:tmpl w:val="B1AC90EA"/>
@@ -3963,7 +6243,7 @@
       </w:rPr>
     </w:lvl>
   </w:abstractNum>
-  <w:abstractNum w:abstractNumId="11" w15:restartNumberingAfterBreak="0">
+  <w:abstractNum w:abstractNumId="21" w15:restartNumberingAfterBreak="0">
     <w:nsid w:val="5DE97748"/>
     <w:multiLevelType w:val="multilevel"/>
     <w:tmpl w:val="9EFA4458"/>
@@ -4112,7 +6392,454 @@
       </w:rPr>
     </w:lvl>
   </w:abstractNum>
-  <w:abstractNum w:abstractNumId="12" w15:restartNumberingAfterBreak="0">
+  <w:abstractNum w:abstractNumId="22" w15:restartNumberingAfterBreak="0">
+    <w:nsid w:val="641F3B64"/>
+    <w:multiLevelType w:val="multilevel"/>
+    <w:tmpl w:val="3120203E"/>
+    <w:lvl w:ilvl="0">
+      <w:start w:val="1"/>
+      <w:numFmt w:val="bullet"/>
+      <w:lvlText w:val=""/>
+      <w:lvlJc w:val="left"/>
+      <w:pPr>
+        <w:tabs>
+          <w:tab w:val="num" w:pos="720"/>
+        </w:tabs>
+        <w:ind w:left="720" w:hanging="360"/>
+      </w:pPr>
+      <w:rPr>
+        <w:rFonts w:ascii="Symbol" w:hAnsi="Symbol" w:hint="default"/>
+        <w:sz w:val="20"/>
+      </w:rPr>
+    </w:lvl>
+    <w:lvl w:ilvl="1" w:tentative="1">
+      <w:start w:val="1"/>
+      <w:numFmt w:val="bullet"/>
+      <w:lvlText w:val="o"/>
+      <w:lvlJc w:val="left"/>
+      <w:pPr>
+        <w:tabs>
+          <w:tab w:val="num" w:pos="1440"/>
+        </w:tabs>
+        <w:ind w:left="1440" w:hanging="360"/>
+      </w:pPr>
+      <w:rPr>
+        <w:rFonts w:ascii="Courier New" w:hAnsi="Courier New" w:hint="default"/>
+        <w:sz w:val="20"/>
+      </w:rPr>
+    </w:lvl>
+    <w:lvl w:ilvl="2" w:tentative="1">
+      <w:start w:val="1"/>
+      <w:numFmt w:val="bullet"/>
+      <w:lvlText w:val=""/>
+      <w:lvlJc w:val="left"/>
+      <w:pPr>
+        <w:tabs>
+          <w:tab w:val="num" w:pos="2160"/>
+        </w:tabs>
+        <w:ind w:left="2160" w:hanging="360"/>
+      </w:pPr>
+      <w:rPr>
+        <w:rFonts w:ascii="Wingdings" w:hAnsi="Wingdings" w:hint="default"/>
+        <w:sz w:val="20"/>
+      </w:rPr>
+    </w:lvl>
+    <w:lvl w:ilvl="3" w:tentative="1">
+      <w:start w:val="1"/>
+      <w:numFmt w:val="bullet"/>
+      <w:lvlText w:val=""/>
+      <w:lvlJc w:val="left"/>
+      <w:pPr>
+        <w:tabs>
+          <w:tab w:val="num" w:pos="2880"/>
+        </w:tabs>
+        <w:ind w:left="2880" w:hanging="360"/>
+      </w:pPr>
+      <w:rPr>
+        <w:rFonts w:ascii="Wingdings" w:hAnsi="Wingdings" w:hint="default"/>
+        <w:sz w:val="20"/>
+      </w:rPr>
+    </w:lvl>
+    <w:lvl w:ilvl="4" w:tentative="1">
+      <w:start w:val="1"/>
+      <w:numFmt w:val="bullet"/>
+      <w:lvlText w:val=""/>
+      <w:lvlJc w:val="left"/>
+      <w:pPr>
+        <w:tabs>
+          <w:tab w:val="num" w:pos="3600"/>
+        </w:tabs>
+        <w:ind w:left="3600" w:hanging="360"/>
+      </w:pPr>
+      <w:rPr>
+        <w:rFonts w:ascii="Wingdings" w:hAnsi="Wingdings" w:hint="default"/>
+        <w:sz w:val="20"/>
+      </w:rPr>
+    </w:lvl>
+    <w:lvl w:ilvl="5" w:tentative="1">
+      <w:start w:val="1"/>
+      <w:numFmt w:val="bullet"/>
+      <w:lvlText w:val=""/>
+      <w:lvlJc w:val="left"/>
+      <w:pPr>
+        <w:tabs>
+          <w:tab w:val="num" w:pos="4320"/>
+        </w:tabs>
+        <w:ind w:left="4320" w:hanging="360"/>
+      </w:pPr>
+      <w:rPr>
+        <w:rFonts w:ascii="Wingdings" w:hAnsi="Wingdings" w:hint="default"/>
+        <w:sz w:val="20"/>
+      </w:rPr>
+    </w:lvl>
+    <w:lvl w:ilvl="6" w:tentative="1">
+      <w:start w:val="1"/>
+      <w:numFmt w:val="bullet"/>
+      <w:lvlText w:val=""/>
+      <w:lvlJc w:val="left"/>
+      <w:pPr>
+        <w:tabs>
+          <w:tab w:val="num" w:pos="5040"/>
+        </w:tabs>
+        <w:ind w:left="5040" w:hanging="360"/>
+      </w:pPr>
+      <w:rPr>
+        <w:rFonts w:ascii="Wingdings" w:hAnsi="Wingdings" w:hint="default"/>
+        <w:sz w:val="20"/>
+      </w:rPr>
+    </w:lvl>
+    <w:lvl w:ilvl="7" w:tentative="1">
+      <w:start w:val="1"/>
+      <w:numFmt w:val="bullet"/>
+      <w:lvlText w:val=""/>
+      <w:lvlJc w:val="left"/>
+      <w:pPr>
+        <w:tabs>
+          <w:tab w:val="num" w:pos="5760"/>
+        </w:tabs>
+        <w:ind w:left="5760" w:hanging="360"/>
+      </w:pPr>
+      <w:rPr>
+        <w:rFonts w:ascii="Wingdings" w:hAnsi="Wingdings" w:hint="default"/>
+        <w:sz w:val="20"/>
+      </w:rPr>
+    </w:lvl>
+    <w:lvl w:ilvl="8" w:tentative="1">
+      <w:start w:val="1"/>
+      <w:numFmt w:val="bullet"/>
+      <w:lvlText w:val=""/>
+      <w:lvlJc w:val="left"/>
+      <w:pPr>
+        <w:tabs>
+          <w:tab w:val="num" w:pos="6480"/>
+        </w:tabs>
+        <w:ind w:left="6480" w:hanging="360"/>
+      </w:pPr>
+      <w:rPr>
+        <w:rFonts w:ascii="Wingdings" w:hAnsi="Wingdings" w:hint="default"/>
+        <w:sz w:val="20"/>
+      </w:rPr>
+    </w:lvl>
+  </w:abstractNum>
+  <w:abstractNum w:abstractNumId="23" w15:restartNumberingAfterBreak="0">
+    <w:nsid w:val="6ADD6A71"/>
+    <w:multiLevelType w:val="multilevel"/>
+    <w:tmpl w:val="7862B140"/>
+    <w:lvl w:ilvl="0">
+      <w:start w:val="1"/>
+      <w:numFmt w:val="bullet"/>
+      <w:lvlText w:val=""/>
+      <w:lvlJc w:val="left"/>
+      <w:pPr>
+        <w:tabs>
+          <w:tab w:val="num" w:pos="720"/>
+        </w:tabs>
+        <w:ind w:left="720" w:hanging="360"/>
+      </w:pPr>
+      <w:rPr>
+        <w:rFonts w:ascii="Symbol" w:hAnsi="Symbol" w:hint="default"/>
+        <w:sz w:val="20"/>
+      </w:rPr>
+    </w:lvl>
+    <w:lvl w:ilvl="1" w:tentative="1">
+      <w:start w:val="1"/>
+      <w:numFmt w:val="bullet"/>
+      <w:lvlText w:val="o"/>
+      <w:lvlJc w:val="left"/>
+      <w:pPr>
+        <w:tabs>
+          <w:tab w:val="num" w:pos="1440"/>
+        </w:tabs>
+        <w:ind w:left="1440" w:hanging="360"/>
+      </w:pPr>
+      <w:rPr>
+        <w:rFonts w:ascii="Courier New" w:hAnsi="Courier New" w:hint="default"/>
+        <w:sz w:val="20"/>
+      </w:rPr>
+    </w:lvl>
+    <w:lvl w:ilvl="2" w:tentative="1">
+      <w:start w:val="1"/>
+      <w:numFmt w:val="bullet"/>
+      <w:lvlText w:val=""/>
+      <w:lvlJc w:val="left"/>
+      <w:pPr>
+        <w:tabs>
+          <w:tab w:val="num" w:pos="2160"/>
+        </w:tabs>
+        <w:ind w:left="2160" w:hanging="360"/>
+      </w:pPr>
+      <w:rPr>
+        <w:rFonts w:ascii="Wingdings" w:hAnsi="Wingdings" w:hint="default"/>
+        <w:sz w:val="20"/>
+      </w:rPr>
+    </w:lvl>
+    <w:lvl w:ilvl="3" w:tentative="1">
+      <w:start w:val="1"/>
+      <w:numFmt w:val="bullet"/>
+      <w:lvlText w:val=""/>
+      <w:lvlJc w:val="left"/>
+      <w:pPr>
+        <w:tabs>
+          <w:tab w:val="num" w:pos="2880"/>
+        </w:tabs>
+        <w:ind w:left="2880" w:hanging="360"/>
+      </w:pPr>
+      <w:rPr>
+        <w:rFonts w:ascii="Wingdings" w:hAnsi="Wingdings" w:hint="default"/>
+        <w:sz w:val="20"/>
+      </w:rPr>
+    </w:lvl>
+    <w:lvl w:ilvl="4" w:tentative="1">
+      <w:start w:val="1"/>
+      <w:numFmt w:val="bullet"/>
+      <w:lvlText w:val=""/>
+      <w:lvlJc w:val="left"/>
+      <w:pPr>
+        <w:tabs>
+          <w:tab w:val="num" w:pos="3600"/>
+        </w:tabs>
+        <w:ind w:left="3600" w:hanging="360"/>
+      </w:pPr>
+      <w:rPr>
+        <w:rFonts w:ascii="Wingdings" w:hAnsi="Wingdings" w:hint="default"/>
+        <w:sz w:val="20"/>
+      </w:rPr>
+    </w:lvl>
+    <w:lvl w:ilvl="5" w:tentative="1">
+      <w:start w:val="1"/>
+      <w:numFmt w:val="bullet"/>
+      <w:lvlText w:val=""/>
+      <w:lvlJc w:val="left"/>
+      <w:pPr>
+        <w:tabs>
+          <w:tab w:val="num" w:pos="4320"/>
+        </w:tabs>
+        <w:ind w:left="4320" w:hanging="360"/>
+      </w:pPr>
+      <w:rPr>
+        <w:rFonts w:ascii="Wingdings" w:hAnsi="Wingdings" w:hint="default"/>
+        <w:sz w:val="20"/>
+      </w:rPr>
+    </w:lvl>
+    <w:lvl w:ilvl="6" w:tentative="1">
+      <w:start w:val="1"/>
+      <w:numFmt w:val="bullet"/>
+      <w:lvlText w:val=""/>
+      <w:lvlJc w:val="left"/>
+      <w:pPr>
+        <w:tabs>
+          <w:tab w:val="num" w:pos="5040"/>
+        </w:tabs>
+        <w:ind w:left="5040" w:hanging="360"/>
+      </w:pPr>
+      <w:rPr>
+        <w:rFonts w:ascii="Wingdings" w:hAnsi="Wingdings" w:hint="default"/>
+        <w:sz w:val="20"/>
+      </w:rPr>
+    </w:lvl>
+    <w:lvl w:ilvl="7" w:tentative="1">
+      <w:start w:val="1"/>
+      <w:numFmt w:val="bullet"/>
+      <w:lvlText w:val=""/>
+      <w:lvlJc w:val="left"/>
+      <w:pPr>
+        <w:tabs>
+          <w:tab w:val="num" w:pos="5760"/>
+        </w:tabs>
+        <w:ind w:left="5760" w:hanging="360"/>
+      </w:pPr>
+      <w:rPr>
+        <w:rFonts w:ascii="Wingdings" w:hAnsi="Wingdings" w:hint="default"/>
+        <w:sz w:val="20"/>
+      </w:rPr>
+    </w:lvl>
+    <w:lvl w:ilvl="8" w:tentative="1">
+      <w:start w:val="1"/>
+      <w:numFmt w:val="bullet"/>
+      <w:lvlText w:val=""/>
+      <w:lvlJc w:val="left"/>
+      <w:pPr>
+        <w:tabs>
+          <w:tab w:val="num" w:pos="6480"/>
+        </w:tabs>
+        <w:ind w:left="6480" w:hanging="360"/>
+      </w:pPr>
+      <w:rPr>
+        <w:rFonts w:ascii="Wingdings" w:hAnsi="Wingdings" w:hint="default"/>
+        <w:sz w:val="20"/>
+      </w:rPr>
+    </w:lvl>
+  </w:abstractNum>
+  <w:abstractNum w:abstractNumId="24" w15:restartNumberingAfterBreak="0">
+    <w:nsid w:val="6B5D0C43"/>
+    <w:multiLevelType w:val="multilevel"/>
+    <w:tmpl w:val="14FC6E26"/>
+    <w:lvl w:ilvl="0">
+      <w:start w:val="1"/>
+      <w:numFmt w:val="bullet"/>
+      <w:lvlText w:val=""/>
+      <w:lvlJc w:val="left"/>
+      <w:pPr>
+        <w:tabs>
+          <w:tab w:val="num" w:pos="720"/>
+        </w:tabs>
+        <w:ind w:left="720" w:hanging="360"/>
+      </w:pPr>
+      <w:rPr>
+        <w:rFonts w:ascii="Symbol" w:hAnsi="Symbol" w:hint="default"/>
+        <w:sz w:val="20"/>
+      </w:rPr>
+    </w:lvl>
+    <w:lvl w:ilvl="1" w:tentative="1">
+      <w:start w:val="1"/>
+      <w:numFmt w:val="bullet"/>
+      <w:lvlText w:val="o"/>
+      <w:lvlJc w:val="left"/>
+      <w:pPr>
+        <w:tabs>
+          <w:tab w:val="num" w:pos="1440"/>
+        </w:tabs>
+        <w:ind w:left="1440" w:hanging="360"/>
+      </w:pPr>
+      <w:rPr>
+        <w:rFonts w:ascii="Courier New" w:hAnsi="Courier New" w:hint="default"/>
+        <w:sz w:val="20"/>
+      </w:rPr>
+    </w:lvl>
+    <w:lvl w:ilvl="2" w:tentative="1">
+      <w:start w:val="1"/>
+      <w:numFmt w:val="bullet"/>
+      <w:lvlText w:val=""/>
+      <w:lvlJc w:val="left"/>
+      <w:pPr>
+        <w:tabs>
+          <w:tab w:val="num" w:pos="2160"/>
+        </w:tabs>
+        <w:ind w:left="2160" w:hanging="360"/>
+      </w:pPr>
+      <w:rPr>
+        <w:rFonts w:ascii="Wingdings" w:hAnsi="Wingdings" w:hint="default"/>
+        <w:sz w:val="20"/>
+      </w:rPr>
+    </w:lvl>
+    <w:lvl w:ilvl="3" w:tentative="1">
+      <w:start w:val="1"/>
+      <w:numFmt w:val="bullet"/>
+      <w:lvlText w:val=""/>
+      <w:lvlJc w:val="left"/>
+      <w:pPr>
+        <w:tabs>
+          <w:tab w:val="num" w:pos="2880"/>
+        </w:tabs>
+        <w:ind w:left="2880" w:hanging="360"/>
+      </w:pPr>
+      <w:rPr>
+        <w:rFonts w:ascii="Wingdings" w:hAnsi="Wingdings" w:hint="default"/>
+        <w:sz w:val="20"/>
+      </w:rPr>
+    </w:lvl>
+    <w:lvl w:ilvl="4" w:tentative="1">
+      <w:start w:val="1"/>
+      <w:numFmt w:val="bullet"/>
+      <w:lvlText w:val=""/>
+      <w:lvlJc w:val="left"/>
+      <w:pPr>
+        <w:tabs>
+          <w:tab w:val="num" w:pos="3600"/>
+        </w:tabs>
+        <w:ind w:left="3600" w:hanging="360"/>
+      </w:pPr>
+      <w:rPr>
+        <w:rFonts w:ascii="Wingdings" w:hAnsi="Wingdings" w:hint="default"/>
+        <w:sz w:val="20"/>
+      </w:rPr>
+    </w:lvl>
+    <w:lvl w:ilvl="5" w:tentative="1">
+      <w:start w:val="1"/>
+      <w:numFmt w:val="bullet"/>
+      <w:lvlText w:val=""/>
+      <w:lvlJc w:val="left"/>
+      <w:pPr>
+        <w:tabs>
+          <w:tab w:val="num" w:pos="4320"/>
+        </w:tabs>
+        <w:ind w:left="4320" w:hanging="360"/>
+      </w:pPr>
+      <w:rPr>
+        <w:rFonts w:ascii="Wingdings" w:hAnsi="Wingdings" w:hint="default"/>
+        <w:sz w:val="20"/>
+      </w:rPr>
+    </w:lvl>
+    <w:lvl w:ilvl="6" w:tentative="1">
+      <w:start w:val="1"/>
+      <w:numFmt w:val="bullet"/>
+      <w:lvlText w:val=""/>
+      <w:lvlJc w:val="left"/>
+      <w:pPr>
+        <w:tabs>
+          <w:tab w:val="num" w:pos="5040"/>
+        </w:tabs>
+        <w:ind w:left="5040" w:hanging="360"/>
+      </w:pPr>
+      <w:rPr>
+        <w:rFonts w:ascii="Wingdings" w:hAnsi="Wingdings" w:hint="default"/>
+        <w:sz w:val="20"/>
+      </w:rPr>
+    </w:lvl>
+    <w:lvl w:ilvl="7" w:tentative="1">
+      <w:start w:val="1"/>
+      <w:numFmt w:val="bullet"/>
+      <w:lvlText w:val=""/>
+      <w:lvlJc w:val="left"/>
+      <w:pPr>
+        <w:tabs>
+          <w:tab w:val="num" w:pos="5760"/>
+        </w:tabs>
+        <w:ind w:left="5760" w:hanging="360"/>
+      </w:pPr>
+      <w:rPr>
+        <w:rFonts w:ascii="Wingdings" w:hAnsi="Wingdings" w:hint="default"/>
+        <w:sz w:val="20"/>
+      </w:rPr>
+    </w:lvl>
+    <w:lvl w:ilvl="8" w:tentative="1">
+      <w:start w:val="1"/>
+      <w:numFmt w:val="bullet"/>
+      <w:lvlText w:val=""/>
+      <w:lvlJc w:val="left"/>
+      <w:pPr>
+        <w:tabs>
+          <w:tab w:val="num" w:pos="6480"/>
+        </w:tabs>
+        <w:ind w:left="6480" w:hanging="360"/>
+      </w:pPr>
+      <w:rPr>
+        <w:rFonts w:ascii="Wingdings" w:hAnsi="Wingdings" w:hint="default"/>
+        <w:sz w:val="20"/>
+      </w:rPr>
+    </w:lvl>
+  </w:abstractNum>
+  <w:abstractNum w:abstractNumId="25" w15:restartNumberingAfterBreak="0">
     <w:nsid w:val="72405BC4"/>
     <w:multiLevelType w:val="multilevel"/>
     <w:tmpl w:val="6BE6CE58"/>
@@ -4261,7 +6988,7 @@
       </w:rPr>
     </w:lvl>
   </w:abstractNum>
-  <w:abstractNum w:abstractNumId="13" w15:restartNumberingAfterBreak="0">
+  <w:abstractNum w:abstractNumId="26" w15:restartNumberingAfterBreak="0">
     <w:nsid w:val="74C46377"/>
     <w:multiLevelType w:val="multilevel"/>
     <w:tmpl w:val="41828556"/>
@@ -4410,7 +7137,7 @@
       </w:rPr>
     </w:lvl>
   </w:abstractNum>
-  <w:abstractNum w:abstractNumId="14" w15:restartNumberingAfterBreak="0">
+  <w:abstractNum w:abstractNumId="27" w15:restartNumberingAfterBreak="0">
     <w:nsid w:val="77BF3706"/>
     <w:multiLevelType w:val="multilevel"/>
     <w:tmpl w:val="59D269E8"/>
@@ -4559,7 +7286,156 @@
       </w:rPr>
     </w:lvl>
   </w:abstractNum>
-  <w:abstractNum w:abstractNumId="15" w15:restartNumberingAfterBreak="0">
+  <w:abstractNum w:abstractNumId="28" w15:restartNumberingAfterBreak="0">
+    <w:nsid w:val="7A903F91"/>
+    <w:multiLevelType w:val="multilevel"/>
+    <w:tmpl w:val="CC7A0900"/>
+    <w:lvl w:ilvl="0">
+      <w:start w:val="1"/>
+      <w:numFmt w:val="bullet"/>
+      <w:lvlText w:val=""/>
+      <w:lvlJc w:val="left"/>
+      <w:pPr>
+        <w:tabs>
+          <w:tab w:val="num" w:pos="720"/>
+        </w:tabs>
+        <w:ind w:left="720" w:hanging="360"/>
+      </w:pPr>
+      <w:rPr>
+        <w:rFonts w:ascii="Symbol" w:hAnsi="Symbol" w:hint="default"/>
+        <w:sz w:val="20"/>
+      </w:rPr>
+    </w:lvl>
+    <w:lvl w:ilvl="1" w:tentative="1">
+      <w:start w:val="1"/>
+      <w:numFmt w:val="bullet"/>
+      <w:lvlText w:val="o"/>
+      <w:lvlJc w:val="left"/>
+      <w:pPr>
+        <w:tabs>
+          <w:tab w:val="num" w:pos="1440"/>
+        </w:tabs>
+        <w:ind w:left="1440" w:hanging="360"/>
+      </w:pPr>
+      <w:rPr>
+        <w:rFonts w:ascii="Courier New" w:hAnsi="Courier New" w:hint="default"/>
+        <w:sz w:val="20"/>
+      </w:rPr>
+    </w:lvl>
+    <w:lvl w:ilvl="2" w:tentative="1">
+      <w:start w:val="1"/>
+      <w:numFmt w:val="bullet"/>
+      <w:lvlText w:val=""/>
+      <w:lvlJc w:val="left"/>
+      <w:pPr>
+        <w:tabs>
+          <w:tab w:val="num" w:pos="2160"/>
+        </w:tabs>
+        <w:ind w:left="2160" w:hanging="360"/>
+      </w:pPr>
+      <w:rPr>
+        <w:rFonts w:ascii="Wingdings" w:hAnsi="Wingdings" w:hint="default"/>
+        <w:sz w:val="20"/>
+      </w:rPr>
+    </w:lvl>
+    <w:lvl w:ilvl="3" w:tentative="1">
+      <w:start w:val="1"/>
+      <w:numFmt w:val="bullet"/>
+      <w:lvlText w:val=""/>
+      <w:lvlJc w:val="left"/>
+      <w:pPr>
+        <w:tabs>
+          <w:tab w:val="num" w:pos="2880"/>
+        </w:tabs>
+        <w:ind w:left="2880" w:hanging="360"/>
+      </w:pPr>
+      <w:rPr>
+        <w:rFonts w:ascii="Wingdings" w:hAnsi="Wingdings" w:hint="default"/>
+        <w:sz w:val="20"/>
+      </w:rPr>
+    </w:lvl>
+    <w:lvl w:ilvl="4" w:tentative="1">
+      <w:start w:val="1"/>
+      <w:numFmt w:val="bullet"/>
+      <w:lvlText w:val=""/>
+      <w:lvlJc w:val="left"/>
+      <w:pPr>
+        <w:tabs>
+          <w:tab w:val="num" w:pos="3600"/>
+        </w:tabs>
+        <w:ind w:left="3600" w:hanging="360"/>
+      </w:pPr>
+      <w:rPr>
+        <w:rFonts w:ascii="Wingdings" w:hAnsi="Wingdings" w:hint="default"/>
+        <w:sz w:val="20"/>
+      </w:rPr>
+    </w:lvl>
+    <w:lvl w:ilvl="5" w:tentative="1">
+      <w:start w:val="1"/>
+      <w:numFmt w:val="bullet"/>
+      <w:lvlText w:val=""/>
+      <w:lvlJc w:val="left"/>
+      <w:pPr>
+        <w:tabs>
+          <w:tab w:val="num" w:pos="4320"/>
+        </w:tabs>
+        <w:ind w:left="4320" w:hanging="360"/>
+      </w:pPr>
+      <w:rPr>
+        <w:rFonts w:ascii="Wingdings" w:hAnsi="Wingdings" w:hint="default"/>
+        <w:sz w:val="20"/>
+      </w:rPr>
+    </w:lvl>
+    <w:lvl w:ilvl="6" w:tentative="1">
+      <w:start w:val="1"/>
+      <w:numFmt w:val="bullet"/>
+      <w:lvlText w:val=""/>
+      <w:lvlJc w:val="left"/>
+      <w:pPr>
+        <w:tabs>
+          <w:tab w:val="num" w:pos="5040"/>
+        </w:tabs>
+        <w:ind w:left="5040" w:hanging="360"/>
+      </w:pPr>
+      <w:rPr>
+        <w:rFonts w:ascii="Wingdings" w:hAnsi="Wingdings" w:hint="default"/>
+        <w:sz w:val="20"/>
+      </w:rPr>
+    </w:lvl>
+    <w:lvl w:ilvl="7" w:tentative="1">
+      <w:start w:val="1"/>
+      <w:numFmt w:val="bullet"/>
+      <w:lvlText w:val=""/>
+      <w:lvlJc w:val="left"/>
+      <w:pPr>
+        <w:tabs>
+          <w:tab w:val="num" w:pos="5760"/>
+        </w:tabs>
+        <w:ind w:left="5760" w:hanging="360"/>
+      </w:pPr>
+      <w:rPr>
+        <w:rFonts w:ascii="Wingdings" w:hAnsi="Wingdings" w:hint="default"/>
+        <w:sz w:val="20"/>
+      </w:rPr>
+    </w:lvl>
+    <w:lvl w:ilvl="8" w:tentative="1">
+      <w:start w:val="1"/>
+      <w:numFmt w:val="bullet"/>
+      <w:lvlText w:val=""/>
+      <w:lvlJc w:val="left"/>
+      <w:pPr>
+        <w:tabs>
+          <w:tab w:val="num" w:pos="6480"/>
+        </w:tabs>
+        <w:ind w:left="6480" w:hanging="360"/>
+      </w:pPr>
+      <w:rPr>
+        <w:rFonts w:ascii="Wingdings" w:hAnsi="Wingdings" w:hint="default"/>
+        <w:sz w:val="20"/>
+      </w:rPr>
+    </w:lvl>
+  </w:abstractNum>
+  <w:abstractNum w:abstractNumId="29" w15:restartNumberingAfterBreak="0">
     <w:nsid w:val="7EF12DFD"/>
     <w:multiLevelType w:val="multilevel"/>
     <w:tmpl w:val="0554B3A8"/>
@@ -4709,52 +7585,94 @@
     </w:lvl>
   </w:abstractNum>
   <w:num w:numId="1" w16cid:durableId="1975984337">
-    <w:abstractNumId w:val="2"/>
+    <w:abstractNumId w:val="4"/>
   </w:num>
   <w:num w:numId="2" w16cid:durableId="253560572">
+    <w:abstractNumId w:val="6"/>
+  </w:num>
+  <w:num w:numId="3" w16cid:durableId="1830052743">
     <w:abstractNumId w:val="3"/>
   </w:num>
-  <w:num w:numId="3" w16cid:durableId="1830052743">
+  <w:num w:numId="4" w16cid:durableId="554851244">
+    <w:abstractNumId w:val="27"/>
+  </w:num>
+  <w:num w:numId="5" w16cid:durableId="1683891985">
+    <w:abstractNumId w:val="7"/>
+  </w:num>
+  <w:num w:numId="6" w16cid:durableId="1410926807">
+    <w:abstractNumId w:val="26"/>
+  </w:num>
+  <w:num w:numId="7" w16cid:durableId="77674211">
+    <w:abstractNumId w:val="19"/>
+  </w:num>
+  <w:num w:numId="8" w16cid:durableId="816344164">
+    <w:abstractNumId w:val="21"/>
+  </w:num>
+  <w:num w:numId="9" w16cid:durableId="47919246">
     <w:abstractNumId w:val="1"/>
   </w:num>
-  <w:num w:numId="4" w16cid:durableId="554851244">
+  <w:num w:numId="10" w16cid:durableId="1639997133">
+    <w:abstractNumId w:val="29"/>
+  </w:num>
+  <w:num w:numId="11" w16cid:durableId="378824776">
+    <w:abstractNumId w:val="10"/>
+  </w:num>
+  <w:num w:numId="12" w16cid:durableId="1338382815">
+    <w:abstractNumId w:val="25"/>
+  </w:num>
+  <w:num w:numId="13" w16cid:durableId="1222792022">
+    <w:abstractNumId w:val="13"/>
+  </w:num>
+  <w:num w:numId="14" w16cid:durableId="933366175">
+    <w:abstractNumId w:val="17"/>
+  </w:num>
+  <w:num w:numId="15" w16cid:durableId="1998071505">
     <w:abstractNumId w:val="14"/>
   </w:num>
-  <w:num w:numId="5" w16cid:durableId="1683891985">
-    <w:abstractNumId w:val="4"/>
+  <w:num w:numId="16" w16cid:durableId="1825587729">
+    <w:abstractNumId w:val="20"/>
   </w:num>
-  <w:num w:numId="6" w16cid:durableId="1410926807">
-    <w:abstractNumId w:val="13"/>
+  <w:num w:numId="17" w16cid:durableId="1788155487">
+    <w:abstractNumId w:val="12"/>
   </w:num>
-  <w:num w:numId="7" w16cid:durableId="77674211">
+  <w:num w:numId="18" w16cid:durableId="1067339326">
+    <w:abstractNumId w:val="28"/>
+  </w:num>
+  <w:num w:numId="19" w16cid:durableId="5334010">
+    <w:abstractNumId w:val="24"/>
+  </w:num>
+  <w:num w:numId="20" w16cid:durableId="1120415670">
+    <w:abstractNumId w:val="11"/>
+  </w:num>
+  <w:num w:numId="21" w16cid:durableId="1310136660">
+    <w:abstractNumId w:val="8"/>
+  </w:num>
+  <w:num w:numId="22" w16cid:durableId="608895370">
+    <w:abstractNumId w:val="22"/>
+  </w:num>
+  <w:num w:numId="23" w16cid:durableId="551188140">
     <w:abstractNumId w:val="9"/>
   </w:num>
-  <w:num w:numId="8" w16cid:durableId="816344164">
-    <w:abstractNumId w:val="11"/>
+  <w:num w:numId="24" w16cid:durableId="1009327971">
+    <w:abstractNumId w:val="23"/>
   </w:num>
-  <w:num w:numId="9" w16cid:durableId="47919246">
+  <w:num w:numId="25" w16cid:durableId="53311774">
+    <w:abstractNumId w:val="18"/>
+  </w:num>
+  <w:num w:numId="26" w16cid:durableId="77214034">
+    <w:abstractNumId w:val="16"/>
+  </w:num>
+  <w:num w:numId="27" w16cid:durableId="1040594267">
+    <w:abstractNumId w:val="15"/>
+  </w:num>
+  <w:num w:numId="28" w16cid:durableId="1673725548">
+    <w:abstractNumId w:val="5"/>
+  </w:num>
+  <w:num w:numId="29" w16cid:durableId="1289505510">
     <w:abstractNumId w:val="0"/>
   </w:num>
-  <w:num w:numId="10" w16cid:durableId="1639997133">
-    <w:abstractNumId w:val="15"/>
-  </w:num>
-  <w:num w:numId="11" w16cid:durableId="378824776">
-    <w:abstractNumId w:val="5"/>
-  </w:num>
-  <w:num w:numId="12" w16cid:durableId="1338382815">
-    <w:abstractNumId w:val="12"/>
-  </w:num>
-  <w:num w:numId="13" w16cid:durableId="1222792022">
-    <w:abstractNumId w:val="6"/>
-  </w:num>
-  <w:num w:numId="14" w16cid:durableId="933366175">
-    <w:abstractNumId w:val="8"/>
-  </w:num>
-  <w:num w:numId="15" w16cid:durableId="1998071505">
-    <w:abstractNumId w:val="7"/>
-  </w:num>
-  <w:num w:numId="16" w16cid:durableId="1825587729">
-    <w:abstractNumId w:val="10"/>
+  <w:num w:numId="30" w16cid:durableId="1924334008">
+    <w:abstractNumId w:val="2"/>
   </w:num>
 </w:numbering>
 </file>
@@ -5159,6 +8077,7 @@
   <w:style w:type="paragraph" w:default="1" w:styleId="Normal">
     <w:name w:val="Normal"/>
     <w:qFormat/>
+    <w:rsid w:val="004D5241"/>
   </w:style>
   <w:style w:type="paragraph" w:styleId="Titre1">
     <w:name w:val="heading 1"/>
@@ -5362,7 +8281,6 @@
   <w:style w:type="character" w:default="1" w:styleId="Policepardfaut">
     <w:name w:val="Default Paragraph Font"/>
     <w:uiPriority w:val="1"/>
-    <w:semiHidden/>
     <w:unhideWhenUsed/>
   </w:style>
   <w:style w:type="table" w:default="1" w:styleId="TableauNormal">

--- a/Cahier de Charge.docx
+++ b/Cahier de Charge.docx
@@ -2017,6 +2017,70 @@
         </w:rPr>
         <w:br w:type="page"/>
       </w:r>
+      <w:r>
+        <w:rPr>
+          <w:b/>
+          <w:bCs/>
+          <w:noProof/>
+        </w:rPr>
+        <w:lastRenderedPageBreak/>
+        <w:drawing>
+          <wp:inline distT="0" distB="0" distL="0" distR="0" wp14:anchorId="0A703A9F" wp14:editId="396DE724">
+            <wp:extent cx="4191000" cy="8572500"/>
+            <wp:effectExtent l="0" t="0" r="0" b="0"/>
+            <wp:docPr id="250078361" name="Image 1"/>
+            <wp:cNvGraphicFramePr>
+              <a:graphicFrameLocks xmlns:a="http://schemas.openxmlformats.org/drawingml/2006/main" noChangeAspect="1"/>
+            </wp:cNvGraphicFramePr>
+            <a:graphic xmlns:a="http://schemas.openxmlformats.org/drawingml/2006/main">
+              <a:graphicData uri="http://schemas.openxmlformats.org/drawingml/2006/picture">
+                <pic:pic xmlns:pic="http://schemas.openxmlformats.org/drawingml/2006/picture">
+                  <pic:nvPicPr>
+                    <pic:cNvPr id="250078361" name="Image 250078361"/>
+                    <pic:cNvPicPr/>
+                  </pic:nvPicPr>
+                  <pic:blipFill>
+                    <a:blip r:embed="rId5">
+                      <a:extLst>
+                        <a:ext uri="{28A0092B-C50C-407E-A947-70E740481C1C}">
+                          <a14:useLocalDpi xmlns:a14="http://schemas.microsoft.com/office/drawing/2010/main" val="0"/>
+                        </a:ext>
+                      </a:extLst>
+                    </a:blip>
+                    <a:stretch>
+                      <a:fillRect/>
+                    </a:stretch>
+                  </pic:blipFill>
+                  <pic:spPr>
+                    <a:xfrm>
+                      <a:off x="0" y="0"/>
+                      <a:ext cx="4191000" cy="8572500"/>
+                    </a:xfrm>
+                    <a:prstGeom prst="rect">
+                      <a:avLst/>
+                    </a:prstGeom>
+                  </pic:spPr>
+                </pic:pic>
+              </a:graphicData>
+            </a:graphic>
+          </wp:inline>
+        </w:drawing>
+      </w:r>
+    </w:p>
+    <w:p>
+      <w:pPr>
+        <w:rPr>
+          <w:b/>
+          <w:bCs/>
+        </w:rPr>
+      </w:pPr>
+      <w:r>
+        <w:rPr>
+          <w:b/>
+          <w:bCs/>
+        </w:rPr>
+        <w:t>8. Diagramme de cas d’utilisation (Optionnel)</w:t>
+      </w:r>
     </w:p>
     <w:p>
       <w:pPr>
@@ -2031,21 +2095,6 @@
           <w:bCs/>
         </w:rPr>
         <w:lastRenderedPageBreak/>
-        <w:t>8. Diagramme de cas d’utilisation (Optionnel)</w:t>
-      </w:r>
-    </w:p>
-    <w:p>
-      <w:pPr>
-        <w:rPr>
-          <w:b/>
-          <w:bCs/>
-        </w:rPr>
-      </w:pPr>
-      <w:r>
-        <w:rPr>
-          <w:b/>
-          <w:bCs/>
-        </w:rPr>
         <w:t>Acteurs</w:t>
       </w:r>
     </w:p>
@@ -2230,7 +2279,7 @@
     <w:p>
       <w:r>
         <w:pict w14:anchorId="21172A42">
-          <v:rect id="_x0000_i1067" style="width:0;height:1.5pt" o:hralign="center" o:hrstd="t" o:hr="t" fillcolor="#a0a0a0" stroked="f"/>
+          <v:rect id="_x0000_i1025" style="width:0;height:1.5pt" o:hralign="center" o:hrstd="t" o:hr="t" fillcolor="#a0a0a0" stroked="f"/>
         </w:pict>
       </w:r>
     </w:p>
@@ -2248,7 +2297,7 @@
     <w:p>
       <w:r>
         <w:pict w14:anchorId="10BCDF00">
-          <v:rect id="_x0000_i1068" style="width:0;height:1.5pt" o:hralign="center" o:hrstd="t" o:hr="t" fillcolor="#a0a0a0" stroked="f"/>
+          <v:rect id="_x0000_i1026" style="width:0;height:1.5pt" o:hralign="center" o:hrstd="t" o:hr="t" fillcolor="#a0a0a0" stroked="f"/>
         </w:pict>
       </w:r>
     </w:p>
@@ -2639,13 +2688,7 @@
         <w:t>L’admin peut saisir</w:t>
       </w:r>
       <w:r>
-        <w:t xml:space="preserve"> </w:t>
-      </w:r>
-      <w:r>
-        <w:t>nom de la salle, type</w:t>
-      </w:r>
-      <w:r>
-        <w:t xml:space="preserve"> </w:t>
+        <w:t xml:space="preserve"> nom de la salle, type </w:t>
       </w:r>
       <w:r>
         <w:t xml:space="preserve">et </w:t>
@@ -2721,10 +2764,7 @@
         <w:t xml:space="preserve">: En tant qu’administrateur, je veux modifier une </w:t>
       </w:r>
       <w:r>
-        <w:t>salle</w:t>
-      </w:r>
-      <w:r>
-        <w:t xml:space="preserve"> </w:t>
+        <w:t xml:space="preserve">salle </w:t>
       </w:r>
       <w:r>
         <w:t>afin de corriger les informations.</w:t>
@@ -2770,7 +2810,7 @@
     <w:p>
       <w:r>
         <w:pict w14:anchorId="38C3BF3E">
-          <v:rect id="_x0000_i1069" style="width:0;height:1.5pt" o:hralign="center" o:hrstd="t" o:hr="t" fillcolor="#a0a0a0" stroked="f"/>
+          <v:rect id="_x0000_i1027" style="width:0;height:1.5pt" o:hralign="center" o:hrstd="t" o:hr="t" fillcolor="#a0a0a0" stroked="f"/>
         </w:pict>
       </w:r>
     </w:p>
@@ -2788,7 +2828,7 @@
     <w:p>
       <w:r>
         <w:pict w14:anchorId="488C88DC">
-          <v:rect id="_x0000_i1070" style="width:0;height:1.5pt" o:hralign="center" o:hrstd="t" o:hr="t" fillcolor="#a0a0a0" stroked="f"/>
+          <v:rect id="_x0000_i1028" style="width:0;height:1.5pt" o:hralign="center" o:hrstd="t" o:hr="t" fillcolor="#a0a0a0" stroked="f"/>
         </w:pict>
       </w:r>
     </w:p>
@@ -2872,7 +2912,7 @@
     <w:p>
       <w:r>
         <w:pict w14:anchorId="526B49DF">
-          <v:rect id="_x0000_i1088" style="width:0;height:1.5pt" o:hralign="center" o:hrstd="t" o:hr="t" fillcolor="#a0a0a0" stroked="f"/>
+          <v:rect id="_x0000_i1029" style="width:0;height:1.5pt" o:hralign="center" o:hrstd="t" o:hr="t" fillcolor="#a0a0a0" stroked="f"/>
         </w:pict>
       </w:r>
     </w:p>
@@ -2890,7 +2930,7 @@
     <w:p>
       <w:r>
         <w:pict w14:anchorId="78FDC3B4">
-          <v:rect id="_x0000_i1072" style="width:0;height:1.5pt" o:hralign="center" o:hrstd="t" o:hr="t" fillcolor="#a0a0a0" stroked="f"/>
+          <v:rect id="_x0000_i1030" style="width:0;height:1.5pt" o:hralign="center" o:hrstd="t" o:hr="t" fillcolor="#a0a0a0" stroked="f"/>
         </w:pict>
       </w:r>
     </w:p>
@@ -3190,7 +3230,7 @@
     <w:p>
       <w:r>
         <w:pict w14:anchorId="3A49CC79">
-          <v:rect id="_x0000_i1073" style="width:0;height:1.5pt" o:hralign="center" o:hrstd="t" o:hr="t" fillcolor="#a0a0a0" stroked="f"/>
+          <v:rect id="_x0000_i1031" style="width:0;height:1.5pt" o:hralign="center" o:hrstd="t" o:hr="t" fillcolor="#a0a0a0" stroked="f"/>
         </w:pict>
       </w:r>
     </w:p>
@@ -8281,6 +8321,7 @@
   <w:style w:type="character" w:default="1" w:styleId="Policepardfaut">
     <w:name w:val="Default Paragraph Font"/>
     <w:uiPriority w:val="1"/>
+    <w:semiHidden/>
     <w:unhideWhenUsed/>
   </w:style>
   <w:style w:type="table" w:default="1" w:styleId="TableauNormal">
